--- a/02_Dataset/Data_Dictionary/Smart_City_Traffic_Analytics_Data_Dictionary.docx
+++ b/02_Dataset/Data_Dictionary/Smart_City_Traffic_Analytics_Data_Dictionary.docx
@@ -1,6 +1,6 @@
 
 <file path=word/document.xml><?xml version="1.0" encoding="utf-8"?>
-<w:document xmlns:wpc="http://schemas.microsoft.com/office/word/2010/wordprocessingCanvas" xmlns:cx="http://schemas.microsoft.com/office/drawing/2014/chartex" xmlns:cx1="http://schemas.microsoft.com/office/drawing/2015/9/8/chartex" xmlns:mc="http://schemas.openxmlformats.org/markup-compatibility/2006" xmlns:o="urn:schemas-microsoft-com:office:office" xmlns:r="http://schemas.openxmlformats.org/officeDocument/2006/relationships" xmlns:m="http://schemas.openxmlformats.org/officeDocument/2006/math" xmlns:v="urn:schemas-microsoft-com:vml" xmlns:wp14="http://schemas.microsoft.com/office/word/2010/wordprocessingDrawing" xmlns:wp="http://schemas.openxmlformats.org/drawingml/2006/wordprocessingDrawing" xmlns:w10="urn:schemas-microsoft-com:office:word" xmlns:w="http://schemas.openxmlformats.org/wordprocessingml/2006/main" xmlns:w14="http://schemas.microsoft.com/office/word/2010/wordml" xmlns:w15="http://schemas.microsoft.com/office/word/2012/wordml" xmlns:w16se="http://schemas.microsoft.com/office/word/2015/wordml/symex" xmlns:wpg="http://schemas.microsoft.com/office/word/2010/wordprocessingGroup" xmlns:wpi="http://schemas.microsoft.com/office/word/2010/wordprocessingInk" xmlns:wne="http://schemas.microsoft.com/office/word/2006/wordml" xmlns:wps="http://schemas.microsoft.com/office/word/2010/wordprocessingShape" mc:Ignorable="w14 w15 w16se wp14">
+<w:document xmlns:wpc="http://schemas.microsoft.com/office/word/2010/wordprocessingCanvas" xmlns:cx="http://schemas.microsoft.com/office/drawing/2014/chartex" xmlns:cx1="http://schemas.microsoft.com/office/drawing/2015/9/8/chartex" xmlns:cx2="http://schemas.microsoft.com/office/drawing/2015/10/21/chartex" xmlns:cx3="http://schemas.microsoft.com/office/drawing/2016/5/9/chartex" xmlns:cx4="http://schemas.microsoft.com/office/drawing/2016/5/10/chartex" xmlns:cx5="http://schemas.microsoft.com/office/drawing/2016/5/11/chartex" xmlns:cx6="http://schemas.microsoft.com/office/drawing/2016/5/12/chartex" xmlns:cx7="http://schemas.microsoft.com/office/drawing/2016/5/13/chartex" xmlns:cx8="http://schemas.microsoft.com/office/drawing/2016/5/14/chartex" xmlns:mc="http://schemas.openxmlformats.org/markup-compatibility/2006" xmlns:aink="http://schemas.microsoft.com/office/drawing/2016/ink" xmlns:am3d="http://schemas.microsoft.com/office/drawing/2017/model3d" xmlns:o="urn:schemas-microsoft-com:office:office" xmlns:oel="http://schemas.microsoft.com/office/2019/extlst" xmlns:r="http://schemas.openxmlformats.org/officeDocument/2006/relationships" xmlns:m="http://schemas.openxmlformats.org/officeDocument/2006/math" xmlns:v="urn:schemas-microsoft-com:vml" xmlns:wp14="http://schemas.microsoft.com/office/word/2010/wordprocessingDrawing" xmlns:wp="http://schemas.openxmlformats.org/drawingml/2006/wordprocessingDrawing" xmlns:w10="urn:schemas-microsoft-com:office:word" xmlns:w="http://schemas.openxmlformats.org/wordprocessingml/2006/main" xmlns:w14="http://schemas.microsoft.com/office/word/2010/wordml" xmlns:w15="http://schemas.microsoft.com/office/word/2012/wordml" xmlns:w16cex="http://schemas.microsoft.com/office/word/2018/wordml/cex" xmlns:w16cid="http://schemas.microsoft.com/office/word/2016/wordml/cid" xmlns:w16="http://schemas.microsoft.com/office/word/2018/wordml" xmlns:w16sdtdh="http://schemas.microsoft.com/office/word/2020/wordml/sdtdatahash" xmlns:w16se="http://schemas.microsoft.com/office/word/2015/wordml/symex" xmlns:wpg="http://schemas.microsoft.com/office/word/2010/wordprocessingGroup" xmlns:wpi="http://schemas.microsoft.com/office/word/2010/wordprocessingInk" xmlns:wne="http://schemas.microsoft.com/office/word/2006/wordml" xmlns:wps="http://schemas.microsoft.com/office/word/2010/wordprocessingShape" mc:Ignorable="w14 w15 w16se w16cid w16 w16cex w16sdtdh wp14">
   <w:body>
     <w:p>
       <w:pPr>
@@ -90,12 +90,6 @@
         <w:gridCol w:w="4568"/>
       </w:tblGrid>
       <w:tr>
-        <w:tblPrEx>
-          <w:tblCellMar>
-            <w:top w:w="0" w:type="dxa"/>
-            <w:bottom w:w="0" w:type="dxa"/>
-          </w:tblCellMar>
-        </w:tblPrEx>
         <w:trPr>
           <w:tblHeader/>
         </w:trPr>
@@ -201,12 +195,6 @@
         </w:tc>
       </w:tr>
       <w:tr>
-        <w:tblPrEx>
-          <w:tblCellMar>
-            <w:top w:w="0" w:type="dxa"/>
-            <w:bottom w:w="0" w:type="dxa"/>
-          </w:tblCellMar>
-        </w:tblPrEx>
         <w:tc>
           <w:tcPr>
             <w:tcW w:w="900" w:type="pct"/>
@@ -297,12 +285,6 @@
         </w:tc>
       </w:tr>
       <w:tr>
-        <w:tblPrEx>
-          <w:tblCellMar>
-            <w:top w:w="0" w:type="dxa"/>
-            <w:bottom w:w="0" w:type="dxa"/>
-          </w:tblCellMar>
-        </w:tblPrEx>
         <w:tc>
           <w:tcPr>
             <w:tcW w:w="900" w:type="pct"/>
@@ -397,12 +379,6 @@
         </w:tc>
       </w:tr>
       <w:tr>
-        <w:tblPrEx>
-          <w:tblCellMar>
-            <w:top w:w="0" w:type="dxa"/>
-            <w:bottom w:w="0" w:type="dxa"/>
-          </w:tblCellMar>
-        </w:tblPrEx>
         <w:tc>
           <w:tcPr>
             <w:tcW w:w="900" w:type="pct"/>
@@ -493,12 +469,6 @@
         </w:tc>
       </w:tr>
       <w:tr>
-        <w:tblPrEx>
-          <w:tblCellMar>
-            <w:top w:w="0" w:type="dxa"/>
-            <w:bottom w:w="0" w:type="dxa"/>
-          </w:tblCellMar>
-        </w:tblPrEx>
         <w:tc>
           <w:tcPr>
             <w:tcW w:w="900" w:type="pct"/>
@@ -593,12 +563,6 @@
         </w:tc>
       </w:tr>
       <w:tr>
-        <w:tblPrEx>
-          <w:tblCellMar>
-            <w:top w:w="0" w:type="dxa"/>
-            <w:bottom w:w="0" w:type="dxa"/>
-          </w:tblCellMar>
-        </w:tblPrEx>
         <w:tc>
           <w:tcPr>
             <w:tcW w:w="900" w:type="pct"/>
@@ -689,12 +653,6 @@
         </w:tc>
       </w:tr>
       <w:tr>
-        <w:tblPrEx>
-          <w:tblCellMar>
-            <w:top w:w="0" w:type="dxa"/>
-            <w:bottom w:w="0" w:type="dxa"/>
-          </w:tblCellMar>
-        </w:tblPrEx>
         <w:tc>
           <w:tcPr>
             <w:tcW w:w="900" w:type="pct"/>
@@ -789,12 +747,6 @@
         </w:tc>
       </w:tr>
       <w:tr>
-        <w:tblPrEx>
-          <w:tblCellMar>
-            <w:top w:w="0" w:type="dxa"/>
-            <w:bottom w:w="0" w:type="dxa"/>
-          </w:tblCellMar>
-        </w:tblPrEx>
         <w:tc>
           <w:tcPr>
             <w:tcW w:w="900" w:type="pct"/>
@@ -885,12 +837,6 @@
         </w:tc>
       </w:tr>
       <w:tr>
-        <w:tblPrEx>
-          <w:tblCellMar>
-            <w:top w:w="0" w:type="dxa"/>
-            <w:bottom w:w="0" w:type="dxa"/>
-          </w:tblCellMar>
-        </w:tblPrEx>
         <w:tc>
           <w:tcPr>
             <w:tcW w:w="900" w:type="pct"/>
@@ -985,12 +931,6 @@
         </w:tc>
       </w:tr>
       <w:tr>
-        <w:tblPrEx>
-          <w:tblCellMar>
-            <w:top w:w="0" w:type="dxa"/>
-            <w:bottom w:w="0" w:type="dxa"/>
-          </w:tblCellMar>
-        </w:tblPrEx>
         <w:tc>
           <w:tcPr>
             <w:tcW w:w="900" w:type="pct"/>
@@ -1081,12 +1021,6 @@
         </w:tc>
       </w:tr>
       <w:tr>
-        <w:tblPrEx>
-          <w:tblCellMar>
-            <w:top w:w="0" w:type="dxa"/>
-            <w:bottom w:w="0" w:type="dxa"/>
-          </w:tblCellMar>
-        </w:tblPrEx>
         <w:tc>
           <w:tcPr>
             <w:tcW w:w="900" w:type="pct"/>
@@ -1181,12 +1115,6 @@
         </w:tc>
       </w:tr>
       <w:tr>
-        <w:tblPrEx>
-          <w:tblCellMar>
-            <w:top w:w="0" w:type="dxa"/>
-            <w:bottom w:w="0" w:type="dxa"/>
-          </w:tblCellMar>
-        </w:tblPrEx>
         <w:tc>
           <w:tcPr>
             <w:tcW w:w="900" w:type="pct"/>
@@ -1277,12 +1205,6 @@
         </w:tc>
       </w:tr>
       <w:tr>
-        <w:tblPrEx>
-          <w:tblCellMar>
-            <w:top w:w="0" w:type="dxa"/>
-            <w:bottom w:w="0" w:type="dxa"/>
-          </w:tblCellMar>
-        </w:tblPrEx>
         <w:tc>
           <w:tcPr>
             <w:tcW w:w="900" w:type="pct"/>
@@ -1377,12 +1299,6 @@
         </w:tc>
       </w:tr>
       <w:tr>
-        <w:tblPrEx>
-          <w:tblCellMar>
-            <w:top w:w="0" w:type="dxa"/>
-            <w:bottom w:w="0" w:type="dxa"/>
-          </w:tblCellMar>
-        </w:tblPrEx>
         <w:tc>
           <w:tcPr>
             <w:tcW w:w="900" w:type="pct"/>
@@ -1473,12 +1389,6 @@
         </w:tc>
       </w:tr>
       <w:tr>
-        <w:tblPrEx>
-          <w:tblCellMar>
-            <w:top w:w="0" w:type="dxa"/>
-            <w:bottom w:w="0" w:type="dxa"/>
-          </w:tblCellMar>
-        </w:tblPrEx>
         <w:tc>
           <w:tcPr>
             <w:tcW w:w="900" w:type="pct"/>
@@ -1573,12 +1483,6 @@
         </w:tc>
       </w:tr>
       <w:tr>
-        <w:tblPrEx>
-          <w:tblCellMar>
-            <w:top w:w="0" w:type="dxa"/>
-            <w:bottom w:w="0" w:type="dxa"/>
-          </w:tblCellMar>
-        </w:tblPrEx>
         <w:tc>
           <w:tcPr>
             <w:tcW w:w="900" w:type="pct"/>
@@ -1669,12 +1573,6 @@
         </w:tc>
       </w:tr>
       <w:tr>
-        <w:tblPrEx>
-          <w:tblCellMar>
-            <w:top w:w="0" w:type="dxa"/>
-            <w:bottom w:w="0" w:type="dxa"/>
-          </w:tblCellMar>
-        </w:tblPrEx>
         <w:tc>
           <w:tcPr>
             <w:tcW w:w="900" w:type="pct"/>
@@ -1769,12 +1667,6 @@
         </w:tc>
       </w:tr>
       <w:tr>
-        <w:tblPrEx>
-          <w:tblCellMar>
-            <w:top w:w="0" w:type="dxa"/>
-            <w:bottom w:w="0" w:type="dxa"/>
-          </w:tblCellMar>
-        </w:tblPrEx>
         <w:tc>
           <w:tcPr>
             <w:tcW w:w="900" w:type="pct"/>
@@ -1865,12 +1757,6 @@
         </w:tc>
       </w:tr>
       <w:tr>
-        <w:tblPrEx>
-          <w:tblCellMar>
-            <w:top w:w="0" w:type="dxa"/>
-            <w:bottom w:w="0" w:type="dxa"/>
-          </w:tblCellMar>
-        </w:tblPrEx>
         <w:tc>
           <w:tcPr>
             <w:tcW w:w="900" w:type="pct"/>
@@ -1965,12 +1851,6 @@
         </w:tc>
       </w:tr>
       <w:tr>
-        <w:tblPrEx>
-          <w:tblCellMar>
-            <w:top w:w="0" w:type="dxa"/>
-            <w:bottom w:w="0" w:type="dxa"/>
-          </w:tblCellMar>
-        </w:tblPrEx>
         <w:tc>
           <w:tcPr>
             <w:tcW w:w="900" w:type="pct"/>
@@ -2061,12 +1941,6 @@
         </w:tc>
       </w:tr>
       <w:tr>
-        <w:tblPrEx>
-          <w:tblCellMar>
-            <w:top w:w="0" w:type="dxa"/>
-            <w:bottom w:w="0" w:type="dxa"/>
-          </w:tblCellMar>
-        </w:tblPrEx>
         <w:tc>
           <w:tcPr>
             <w:tcW w:w="900" w:type="pct"/>
@@ -2161,12 +2035,6 @@
         </w:tc>
       </w:tr>
       <w:tr>
-        <w:tblPrEx>
-          <w:tblCellMar>
-            <w:top w:w="0" w:type="dxa"/>
-            <w:bottom w:w="0" w:type="dxa"/>
-          </w:tblCellMar>
-        </w:tblPrEx>
         <w:tc>
           <w:tcPr>
             <w:tcW w:w="900" w:type="pct"/>
@@ -2257,12 +2125,6 @@
         </w:tc>
       </w:tr>
       <w:tr>
-        <w:tblPrEx>
-          <w:tblCellMar>
-            <w:top w:w="0" w:type="dxa"/>
-            <w:bottom w:w="0" w:type="dxa"/>
-          </w:tblCellMar>
-        </w:tblPrEx>
         <w:tc>
           <w:tcPr>
             <w:tcW w:w="900" w:type="pct"/>
@@ -2357,12 +2219,6 @@
         </w:tc>
       </w:tr>
       <w:tr>
-        <w:tblPrEx>
-          <w:tblCellMar>
-            <w:top w:w="0" w:type="dxa"/>
-            <w:bottom w:w="0" w:type="dxa"/>
-          </w:tblCellMar>
-        </w:tblPrEx>
         <w:tc>
           <w:tcPr>
             <w:tcW w:w="900" w:type="pct"/>
@@ -2514,12 +2370,6 @@
         <w:gridCol w:w="4568"/>
       </w:tblGrid>
       <w:tr>
-        <w:tblPrEx>
-          <w:tblCellMar>
-            <w:top w:w="0" w:type="dxa"/>
-            <w:bottom w:w="0" w:type="dxa"/>
-          </w:tblCellMar>
-        </w:tblPrEx>
         <w:trPr>
           <w:tblHeader/>
         </w:trPr>
@@ -2625,12 +2475,6 @@
         </w:tc>
       </w:tr>
       <w:tr>
-        <w:tblPrEx>
-          <w:tblCellMar>
-            <w:top w:w="0" w:type="dxa"/>
-            <w:bottom w:w="0" w:type="dxa"/>
-          </w:tblCellMar>
-        </w:tblPrEx>
         <w:tc>
           <w:tcPr>
             <w:tcW w:w="900" w:type="pct"/>
@@ -2721,12 +2565,6 @@
         </w:tc>
       </w:tr>
       <w:tr>
-        <w:tblPrEx>
-          <w:tblCellMar>
-            <w:top w:w="0" w:type="dxa"/>
-            <w:bottom w:w="0" w:type="dxa"/>
-          </w:tblCellMar>
-        </w:tblPrEx>
         <w:tc>
           <w:tcPr>
             <w:tcW w:w="900" w:type="pct"/>
@@ -2821,12 +2659,6 @@
         </w:tc>
       </w:tr>
       <w:tr>
-        <w:tblPrEx>
-          <w:tblCellMar>
-            <w:top w:w="0" w:type="dxa"/>
-            <w:bottom w:w="0" w:type="dxa"/>
-          </w:tblCellMar>
-        </w:tblPrEx>
         <w:tc>
           <w:tcPr>
             <w:tcW w:w="900" w:type="pct"/>
@@ -2917,12 +2749,6 @@
         </w:tc>
       </w:tr>
       <w:tr>
-        <w:tblPrEx>
-          <w:tblCellMar>
-            <w:top w:w="0" w:type="dxa"/>
-            <w:bottom w:w="0" w:type="dxa"/>
-          </w:tblCellMar>
-        </w:tblPrEx>
         <w:tc>
           <w:tcPr>
             <w:tcW w:w="900" w:type="pct"/>
@@ -3017,12 +2843,6 @@
         </w:tc>
       </w:tr>
       <w:tr>
-        <w:tblPrEx>
-          <w:tblCellMar>
-            <w:top w:w="0" w:type="dxa"/>
-            <w:bottom w:w="0" w:type="dxa"/>
-          </w:tblCellMar>
-        </w:tblPrEx>
         <w:tc>
           <w:tcPr>
             <w:tcW w:w="900" w:type="pct"/>
@@ -3113,12 +2933,6 @@
         </w:tc>
       </w:tr>
       <w:tr>
-        <w:tblPrEx>
-          <w:tblCellMar>
-            <w:top w:w="0" w:type="dxa"/>
-            <w:bottom w:w="0" w:type="dxa"/>
-          </w:tblCellMar>
-        </w:tblPrEx>
         <w:tc>
           <w:tcPr>
             <w:tcW w:w="900" w:type="pct"/>
@@ -3213,12 +3027,6 @@
         </w:tc>
       </w:tr>
       <w:tr>
-        <w:tblPrEx>
-          <w:tblCellMar>
-            <w:top w:w="0" w:type="dxa"/>
-            <w:bottom w:w="0" w:type="dxa"/>
-          </w:tblCellMar>
-        </w:tblPrEx>
         <w:tc>
           <w:tcPr>
             <w:tcW w:w="900" w:type="pct"/>
@@ -3309,12 +3117,6 @@
         </w:tc>
       </w:tr>
       <w:tr>
-        <w:tblPrEx>
-          <w:tblCellMar>
-            <w:top w:w="0" w:type="dxa"/>
-            <w:bottom w:w="0" w:type="dxa"/>
-          </w:tblCellMar>
-        </w:tblPrEx>
         <w:tc>
           <w:tcPr>
             <w:tcW w:w="900" w:type="pct"/>
@@ -3409,12 +3211,6 @@
         </w:tc>
       </w:tr>
       <w:tr>
-        <w:tblPrEx>
-          <w:tblCellMar>
-            <w:top w:w="0" w:type="dxa"/>
-            <w:bottom w:w="0" w:type="dxa"/>
-          </w:tblCellMar>
-        </w:tblPrEx>
         <w:tc>
           <w:tcPr>
             <w:tcW w:w="900" w:type="pct"/>
@@ -3505,12 +3301,6 @@
         </w:tc>
       </w:tr>
       <w:tr>
-        <w:tblPrEx>
-          <w:tblCellMar>
-            <w:top w:w="0" w:type="dxa"/>
-            <w:bottom w:w="0" w:type="dxa"/>
-          </w:tblCellMar>
-        </w:tblPrEx>
         <w:tc>
           <w:tcPr>
             <w:tcW w:w="900" w:type="pct"/>
@@ -3605,12 +3395,6 @@
         </w:tc>
       </w:tr>
       <w:tr>
-        <w:tblPrEx>
-          <w:tblCellMar>
-            <w:top w:w="0" w:type="dxa"/>
-            <w:bottom w:w="0" w:type="dxa"/>
-          </w:tblCellMar>
-        </w:tblPrEx>
         <w:tc>
           <w:tcPr>
             <w:tcW w:w="900" w:type="pct"/>
@@ -3701,12 +3485,6 @@
         </w:tc>
       </w:tr>
       <w:tr>
-        <w:tblPrEx>
-          <w:tblCellMar>
-            <w:top w:w="0" w:type="dxa"/>
-            <w:bottom w:w="0" w:type="dxa"/>
-          </w:tblCellMar>
-        </w:tblPrEx>
         <w:tc>
           <w:tcPr>
             <w:tcW w:w="900" w:type="pct"/>
@@ -3801,12 +3579,6 @@
         </w:tc>
       </w:tr>
       <w:tr>
-        <w:tblPrEx>
-          <w:tblCellMar>
-            <w:top w:w="0" w:type="dxa"/>
-            <w:bottom w:w="0" w:type="dxa"/>
-          </w:tblCellMar>
-        </w:tblPrEx>
         <w:tc>
           <w:tcPr>
             <w:tcW w:w="900" w:type="pct"/>
@@ -3897,12 +3669,6 @@
         </w:tc>
       </w:tr>
       <w:tr>
-        <w:tblPrEx>
-          <w:tblCellMar>
-            <w:top w:w="0" w:type="dxa"/>
-            <w:bottom w:w="0" w:type="dxa"/>
-          </w:tblCellMar>
-        </w:tblPrEx>
         <w:tc>
           <w:tcPr>
             <w:tcW w:w="900" w:type="pct"/>
@@ -3997,12 +3763,6 @@
         </w:tc>
       </w:tr>
       <w:tr>
-        <w:tblPrEx>
-          <w:tblCellMar>
-            <w:top w:w="0" w:type="dxa"/>
-            <w:bottom w:w="0" w:type="dxa"/>
-          </w:tblCellMar>
-        </w:tblPrEx>
         <w:tc>
           <w:tcPr>
             <w:tcW w:w="900" w:type="pct"/>
@@ -4093,12 +3853,6 @@
         </w:tc>
       </w:tr>
       <w:tr>
-        <w:tblPrEx>
-          <w:tblCellMar>
-            <w:top w:w="0" w:type="dxa"/>
-            <w:bottom w:w="0" w:type="dxa"/>
-          </w:tblCellMar>
-        </w:tblPrEx>
         <w:tc>
           <w:tcPr>
             <w:tcW w:w="900" w:type="pct"/>
@@ -4193,12 +3947,6 @@
         </w:tc>
       </w:tr>
       <w:tr>
-        <w:tblPrEx>
-          <w:tblCellMar>
-            <w:top w:w="0" w:type="dxa"/>
-            <w:bottom w:w="0" w:type="dxa"/>
-          </w:tblCellMar>
-        </w:tblPrEx>
         <w:tc>
           <w:tcPr>
             <w:tcW w:w="900" w:type="pct"/>
@@ -4290,1256 +4038,6 @@
       </w:tr>
     </w:tbl>
     <w:p/>
-    <w:p/>
-    <w:p/>
-    <w:p>
-      <w:r>
-        <w:rPr>
-          <w:b/>
-          <w:bCs/>
-          <w:sz w:val="27"/>
-          <w:szCs w:val="27"/>
-        </w:rPr>
-        <w:t>Data Dictionary</w:t>
-      </w:r>
-    </w:p>
-    <w:p>
-      <w:pPr>
-        <w:spacing w:before="100" w:beforeAutospacing="1" w:after="100" w:afterAutospacing="1"/>
-        <w:rPr>
-          <w:sz w:val="24"/>
-          <w:szCs w:val="24"/>
-        </w:rPr>
-      </w:pPr>
-      <w:r>
-        <w:rPr>
-          <w:b/>
-          <w:bCs/>
-          <w:sz w:val="24"/>
-          <w:szCs w:val="24"/>
-        </w:rPr>
-        <w:t>Smart Mobility (core fields):</w:t>
-      </w:r>
-    </w:p>
-    <w:tbl>
-      <w:tblPr>
-        <w:tblpPr w:leftFromText="180" w:rightFromText="180" w:vertAnchor="text" w:horzAnchor="margin" w:tblpXSpec="center" w:tblpY="1"/>
-        <w:tblOverlap w:val="never"/>
-        <w:tblW w:w="9177" w:type="dxa"/>
-        <w:tblCellSpacing w:w="15" w:type="dxa"/>
-        <w:tblBorders>
-          <w:top w:val="single" w:sz="4" w:space="0" w:color="auto"/>
-          <w:left w:val="single" w:sz="4" w:space="0" w:color="auto"/>
-          <w:bottom w:val="single" w:sz="4" w:space="0" w:color="auto"/>
-          <w:right w:val="single" w:sz="4" w:space="0" w:color="auto"/>
-          <w:insideH w:val="single" w:sz="4" w:space="0" w:color="auto"/>
-          <w:insideV w:val="single" w:sz="4" w:space="0" w:color="auto"/>
-        </w:tblBorders>
-        <w:tblCellMar>
-          <w:top w:w="15" w:type="dxa"/>
-          <w:left w:w="15" w:type="dxa"/>
-          <w:bottom w:w="15" w:type="dxa"/>
-          <w:right w:w="15" w:type="dxa"/>
-        </w:tblCellMar>
-        <w:tblLook w:val="04A0" w:firstRow="1" w:lastRow="0" w:firstColumn="1" w:lastColumn="0" w:noHBand="0" w:noVBand="1"/>
-      </w:tblPr>
-      <w:tblGrid>
-        <w:gridCol w:w="2769"/>
-        <w:gridCol w:w="960"/>
-        <w:gridCol w:w="5448"/>
-      </w:tblGrid>
-      <w:tr>
-        <w:trPr>
-          <w:tblHeader/>
-          <w:tblCellSpacing w:w="15" w:type="dxa"/>
-        </w:trPr>
-        <w:tc>
-          <w:tcPr>
-            <w:tcW w:w="2724" w:type="dxa"/>
-            <w:vAlign w:val="center"/>
-            <w:hideMark/>
-          </w:tcPr>
-          <w:p>
-            <w:pPr>
-              <w:jc w:val="center"/>
-              <w:rPr>
-                <w:b/>
-                <w:bCs/>
-                <w:sz w:val="24"/>
-                <w:szCs w:val="24"/>
-              </w:rPr>
-            </w:pPr>
-            <w:r>
-              <w:rPr>
-                <w:b/>
-                <w:bCs/>
-                <w:sz w:val="24"/>
-                <w:szCs w:val="24"/>
-              </w:rPr>
-              <w:t>Column</w:t>
-            </w:r>
-          </w:p>
-        </w:tc>
-        <w:tc>
-          <w:tcPr>
-            <w:tcW w:w="930" w:type="dxa"/>
-            <w:vAlign w:val="center"/>
-            <w:hideMark/>
-          </w:tcPr>
-          <w:p>
-            <w:pPr>
-              <w:jc w:val="center"/>
-              <w:rPr>
-                <w:b/>
-                <w:bCs/>
-                <w:sz w:val="24"/>
-                <w:szCs w:val="24"/>
-              </w:rPr>
-            </w:pPr>
-            <w:r>
-              <w:rPr>
-                <w:b/>
-                <w:bCs/>
-                <w:sz w:val="24"/>
-                <w:szCs w:val="24"/>
-              </w:rPr>
-              <w:t>Type</w:t>
-            </w:r>
-          </w:p>
-        </w:tc>
-        <w:tc>
-          <w:tcPr>
-            <w:tcW w:w="5403" w:type="dxa"/>
-            <w:vAlign w:val="center"/>
-            <w:hideMark/>
-          </w:tcPr>
-          <w:p>
-            <w:pPr>
-              <w:jc w:val="center"/>
-              <w:rPr>
-                <w:b/>
-                <w:bCs/>
-                <w:sz w:val="24"/>
-                <w:szCs w:val="24"/>
-              </w:rPr>
-            </w:pPr>
-            <w:r>
-              <w:rPr>
-                <w:b/>
-                <w:bCs/>
-                <w:sz w:val="24"/>
-                <w:szCs w:val="24"/>
-              </w:rPr>
-              <w:t xml:space="preserve">                              </w:t>
-            </w:r>
-            <w:r>
-              <w:rPr>
-                <w:b/>
-                <w:bCs/>
-                <w:sz w:val="24"/>
-                <w:szCs w:val="24"/>
-              </w:rPr>
-              <w:t>Description</w:t>
-            </w:r>
-          </w:p>
-        </w:tc>
-      </w:tr>
-      <w:tr>
-        <w:trPr>
-          <w:tblCellSpacing w:w="15" w:type="dxa"/>
-        </w:trPr>
-        <w:tc>
-          <w:tcPr>
-            <w:tcW w:w="2724" w:type="dxa"/>
-            <w:vAlign w:val="center"/>
-            <w:hideMark/>
-          </w:tcPr>
-          <w:p>
-            <w:pPr>
-              <w:rPr>
-                <w:sz w:val="24"/>
-                <w:szCs w:val="24"/>
-              </w:rPr>
-            </w:pPr>
-            <w:r>
-              <w:rPr>
-                <w:sz w:val="24"/>
-                <w:szCs w:val="24"/>
-              </w:rPr>
-              <w:t>Timestamp</w:t>
-            </w:r>
-          </w:p>
-        </w:tc>
-        <w:tc>
-          <w:tcPr>
-            <w:tcW w:w="930" w:type="dxa"/>
-            <w:vAlign w:val="center"/>
-            <w:hideMark/>
-          </w:tcPr>
-          <w:p>
-            <w:pPr>
-              <w:rPr>
-                <w:sz w:val="24"/>
-                <w:szCs w:val="24"/>
-              </w:rPr>
-            </w:pPr>
-            <w:r>
-              <w:rPr>
-                <w:sz w:val="24"/>
-                <w:szCs w:val="24"/>
-              </w:rPr>
-              <w:t>Datetime</w:t>
-            </w:r>
-          </w:p>
-        </w:tc>
-        <w:tc>
-          <w:tcPr>
-            <w:tcW w:w="5403" w:type="dxa"/>
-            <w:vAlign w:val="center"/>
-            <w:hideMark/>
-          </w:tcPr>
-          <w:p>
-            <w:pPr>
-              <w:rPr>
-                <w:sz w:val="24"/>
-                <w:szCs w:val="24"/>
-              </w:rPr>
-            </w:pPr>
-            <w:r>
-              <w:rPr>
-                <w:sz w:val="24"/>
-                <w:szCs w:val="24"/>
-              </w:rPr>
-              <w:t xml:space="preserve">                                       </w:t>
-            </w:r>
-            <w:r>
-              <w:rPr>
-                <w:sz w:val="24"/>
-                <w:szCs w:val="24"/>
-              </w:rPr>
-              <w:t>5-min interval reading time</w:t>
-            </w:r>
-          </w:p>
-        </w:tc>
-      </w:tr>
-      <w:tr>
-        <w:trPr>
-          <w:tblCellSpacing w:w="15" w:type="dxa"/>
-        </w:trPr>
-        <w:tc>
-          <w:tcPr>
-            <w:tcW w:w="2724" w:type="dxa"/>
-            <w:vAlign w:val="center"/>
-            <w:hideMark/>
-          </w:tcPr>
-          <w:p>
-            <w:pPr>
-              <w:rPr>
-                <w:sz w:val="24"/>
-                <w:szCs w:val="24"/>
-              </w:rPr>
-            </w:pPr>
-            <w:r>
-              <w:rPr>
-                <w:sz w:val="24"/>
-                <w:szCs w:val="24"/>
-              </w:rPr>
-              <w:t>Latitude/Longitude</w:t>
-            </w:r>
-          </w:p>
-        </w:tc>
-        <w:tc>
-          <w:tcPr>
-            <w:tcW w:w="930" w:type="dxa"/>
-            <w:vAlign w:val="center"/>
-            <w:hideMark/>
-          </w:tcPr>
-          <w:p>
-            <w:pPr>
-              <w:rPr>
-                <w:sz w:val="24"/>
-                <w:szCs w:val="24"/>
-              </w:rPr>
-            </w:pPr>
-            <w:r>
-              <w:rPr>
-                <w:sz w:val="24"/>
-                <w:szCs w:val="24"/>
-              </w:rPr>
-              <w:t>Float</w:t>
-            </w:r>
-          </w:p>
-        </w:tc>
-        <w:tc>
-          <w:tcPr>
-            <w:tcW w:w="5403" w:type="dxa"/>
-            <w:vAlign w:val="center"/>
-            <w:hideMark/>
-          </w:tcPr>
-          <w:p>
-            <w:pPr>
-              <w:rPr>
-                <w:sz w:val="24"/>
-                <w:szCs w:val="24"/>
-              </w:rPr>
-            </w:pPr>
-            <w:r>
-              <w:rPr>
-                <w:sz w:val="24"/>
-                <w:szCs w:val="24"/>
-              </w:rPr>
-              <w:t xml:space="preserve">                                       </w:t>
-            </w:r>
-            <w:r>
-              <w:rPr>
-                <w:sz w:val="24"/>
-                <w:szCs w:val="24"/>
-              </w:rPr>
-              <w:t>Sensor GPS location</w:t>
-            </w:r>
-          </w:p>
-        </w:tc>
-      </w:tr>
-      <w:tr>
-        <w:trPr>
-          <w:tblCellSpacing w:w="15" w:type="dxa"/>
-        </w:trPr>
-        <w:tc>
-          <w:tcPr>
-            <w:tcW w:w="2724" w:type="dxa"/>
-            <w:vAlign w:val="center"/>
-            <w:hideMark/>
-          </w:tcPr>
-          <w:p>
-            <w:pPr>
-              <w:rPr>
-                <w:sz w:val="24"/>
-                <w:szCs w:val="24"/>
-              </w:rPr>
-            </w:pPr>
-            <w:r>
-              <w:rPr>
-                <w:sz w:val="24"/>
-                <w:szCs w:val="24"/>
-              </w:rPr>
-              <w:t>Vehicle_Count</w:t>
-            </w:r>
-          </w:p>
-        </w:tc>
-        <w:tc>
-          <w:tcPr>
-            <w:tcW w:w="930" w:type="dxa"/>
-            <w:vAlign w:val="center"/>
-            <w:hideMark/>
-          </w:tcPr>
-          <w:p>
-            <w:pPr>
-              <w:rPr>
-                <w:sz w:val="24"/>
-                <w:szCs w:val="24"/>
-              </w:rPr>
-            </w:pPr>
-            <w:r>
-              <w:rPr>
-                <w:sz w:val="24"/>
-                <w:szCs w:val="24"/>
-              </w:rPr>
-              <w:t>Integer</w:t>
-            </w:r>
-          </w:p>
-        </w:tc>
-        <w:tc>
-          <w:tcPr>
-            <w:tcW w:w="5403" w:type="dxa"/>
-            <w:vAlign w:val="center"/>
-            <w:hideMark/>
-          </w:tcPr>
-          <w:p>
-            <w:pPr>
-              <w:rPr>
-                <w:sz w:val="24"/>
-                <w:szCs w:val="24"/>
-              </w:rPr>
-            </w:pPr>
-            <w:r>
-              <w:rPr>
-                <w:sz w:val="24"/>
-                <w:szCs w:val="24"/>
-              </w:rPr>
-              <w:t xml:space="preserve">                                       </w:t>
-            </w:r>
-            <w:r>
-              <w:rPr>
-                <w:sz w:val="24"/>
-                <w:szCs w:val="24"/>
-              </w:rPr>
-              <w:t>Vehicles detected</w:t>
-            </w:r>
-          </w:p>
-        </w:tc>
-      </w:tr>
-      <w:tr>
-        <w:trPr>
-          <w:tblCellSpacing w:w="15" w:type="dxa"/>
-        </w:trPr>
-        <w:tc>
-          <w:tcPr>
-            <w:tcW w:w="2724" w:type="dxa"/>
-            <w:vAlign w:val="center"/>
-            <w:hideMark/>
-          </w:tcPr>
-          <w:p>
-            <w:pPr>
-              <w:rPr>
-                <w:sz w:val="24"/>
-                <w:szCs w:val="24"/>
-              </w:rPr>
-            </w:pPr>
-            <w:r>
-              <w:rPr>
-                <w:sz w:val="24"/>
-                <w:szCs w:val="24"/>
-              </w:rPr>
-              <w:t>Traffic_Speed_kmh</w:t>
-            </w:r>
-          </w:p>
-        </w:tc>
-        <w:tc>
-          <w:tcPr>
-            <w:tcW w:w="930" w:type="dxa"/>
-            <w:vAlign w:val="center"/>
-            <w:hideMark/>
-          </w:tcPr>
-          <w:p>
-            <w:pPr>
-              <w:rPr>
-                <w:sz w:val="24"/>
-                <w:szCs w:val="24"/>
-              </w:rPr>
-            </w:pPr>
-            <w:r>
-              <w:rPr>
-                <w:sz w:val="24"/>
-                <w:szCs w:val="24"/>
-              </w:rPr>
-              <w:t>Float</w:t>
-            </w:r>
-          </w:p>
-        </w:tc>
-        <w:tc>
-          <w:tcPr>
-            <w:tcW w:w="5403" w:type="dxa"/>
-            <w:vAlign w:val="center"/>
-            <w:hideMark/>
-          </w:tcPr>
-          <w:p>
-            <w:pPr>
-              <w:rPr>
-                <w:sz w:val="24"/>
-                <w:szCs w:val="24"/>
-              </w:rPr>
-            </w:pPr>
-            <w:r>
-              <w:rPr>
-                <w:sz w:val="24"/>
-                <w:szCs w:val="24"/>
-              </w:rPr>
-              <w:t xml:space="preserve">                                       </w:t>
-            </w:r>
-            <w:r>
-              <w:rPr>
-                <w:sz w:val="24"/>
-                <w:szCs w:val="24"/>
-              </w:rPr>
-              <w:t>Avg speed (km/h)</w:t>
-            </w:r>
-          </w:p>
-        </w:tc>
-      </w:tr>
-      <w:tr>
-        <w:trPr>
-          <w:tblCellSpacing w:w="15" w:type="dxa"/>
-        </w:trPr>
-        <w:tc>
-          <w:tcPr>
-            <w:tcW w:w="2724" w:type="dxa"/>
-            <w:vAlign w:val="center"/>
-            <w:hideMark/>
-          </w:tcPr>
-          <w:p>
-            <w:pPr>
-              <w:rPr>
-                <w:sz w:val="24"/>
-                <w:szCs w:val="24"/>
-              </w:rPr>
-            </w:pPr>
-            <w:r>
-              <w:rPr>
-                <w:sz w:val="24"/>
-                <w:szCs w:val="24"/>
-              </w:rPr>
-              <w:t>Road_Occupancy_%</w:t>
-            </w:r>
-          </w:p>
-        </w:tc>
-        <w:tc>
-          <w:tcPr>
-            <w:tcW w:w="930" w:type="dxa"/>
-            <w:vAlign w:val="center"/>
-            <w:hideMark/>
-          </w:tcPr>
-          <w:p>
-            <w:pPr>
-              <w:rPr>
-                <w:sz w:val="24"/>
-                <w:szCs w:val="24"/>
-              </w:rPr>
-            </w:pPr>
-            <w:r>
-              <w:rPr>
-                <w:sz w:val="24"/>
-                <w:szCs w:val="24"/>
-              </w:rPr>
-              <w:t>Float</w:t>
-            </w:r>
-          </w:p>
-        </w:tc>
-        <w:tc>
-          <w:tcPr>
-            <w:tcW w:w="5403" w:type="dxa"/>
-            <w:vAlign w:val="center"/>
-            <w:hideMark/>
-          </w:tcPr>
-          <w:p>
-            <w:pPr>
-              <w:rPr>
-                <w:sz w:val="24"/>
-                <w:szCs w:val="24"/>
-              </w:rPr>
-            </w:pPr>
-            <w:r>
-              <w:rPr>
-                <w:sz w:val="24"/>
-                <w:szCs w:val="24"/>
-              </w:rPr>
-              <w:t xml:space="preserve">                                       </w:t>
-            </w:r>
-            <w:r>
-              <w:rPr>
-                <w:sz w:val="24"/>
-                <w:szCs w:val="24"/>
-              </w:rPr>
-              <w:t>% road capacity used</w:t>
-            </w:r>
-          </w:p>
-        </w:tc>
-      </w:tr>
-      <w:tr>
-        <w:trPr>
-          <w:tblCellSpacing w:w="15" w:type="dxa"/>
-        </w:trPr>
-        <w:tc>
-          <w:tcPr>
-            <w:tcW w:w="2724" w:type="dxa"/>
-            <w:vAlign w:val="center"/>
-            <w:hideMark/>
-          </w:tcPr>
-          <w:p>
-            <w:pPr>
-              <w:rPr>
-                <w:sz w:val="24"/>
-                <w:szCs w:val="24"/>
-              </w:rPr>
-            </w:pPr>
-            <w:r>
-              <w:rPr>
-                <w:sz w:val="24"/>
-                <w:szCs w:val="24"/>
-              </w:rPr>
-              <w:t>Traffic_Light_State</w:t>
-            </w:r>
-          </w:p>
-        </w:tc>
-        <w:tc>
-          <w:tcPr>
-            <w:tcW w:w="930" w:type="dxa"/>
-            <w:vAlign w:val="center"/>
-            <w:hideMark/>
-          </w:tcPr>
-          <w:p>
-            <w:pPr>
-              <w:rPr>
-                <w:sz w:val="24"/>
-                <w:szCs w:val="24"/>
-              </w:rPr>
-            </w:pPr>
-            <w:r>
-              <w:rPr>
-                <w:sz w:val="24"/>
-                <w:szCs w:val="24"/>
-              </w:rPr>
-              <w:t>Category</w:t>
-            </w:r>
-          </w:p>
-        </w:tc>
-        <w:tc>
-          <w:tcPr>
-            <w:tcW w:w="5403" w:type="dxa"/>
-            <w:vAlign w:val="center"/>
-            <w:hideMark/>
-          </w:tcPr>
-          <w:p>
-            <w:pPr>
-              <w:rPr>
-                <w:sz w:val="24"/>
-                <w:szCs w:val="24"/>
-              </w:rPr>
-            </w:pPr>
-            <w:r>
-              <w:rPr>
-                <w:sz w:val="24"/>
-                <w:szCs w:val="24"/>
-              </w:rPr>
-              <w:t xml:space="preserve">                                       </w:t>
-            </w:r>
-            <w:r>
-              <w:rPr>
-                <w:sz w:val="24"/>
-                <w:szCs w:val="24"/>
-              </w:rPr>
-              <w:t>Red/Yellow/Green</w:t>
-            </w:r>
-          </w:p>
-        </w:tc>
-      </w:tr>
-      <w:tr>
-        <w:trPr>
-          <w:tblCellSpacing w:w="15" w:type="dxa"/>
-        </w:trPr>
-        <w:tc>
-          <w:tcPr>
-            <w:tcW w:w="2724" w:type="dxa"/>
-            <w:vAlign w:val="center"/>
-            <w:hideMark/>
-          </w:tcPr>
-          <w:p>
-            <w:pPr>
-              <w:rPr>
-                <w:sz w:val="24"/>
-                <w:szCs w:val="24"/>
-              </w:rPr>
-            </w:pPr>
-            <w:r>
-              <w:rPr>
-                <w:sz w:val="24"/>
-                <w:szCs w:val="24"/>
-              </w:rPr>
-              <w:t>Weather_Condition</w:t>
-            </w:r>
-          </w:p>
-        </w:tc>
-        <w:tc>
-          <w:tcPr>
-            <w:tcW w:w="930" w:type="dxa"/>
-            <w:vAlign w:val="center"/>
-            <w:hideMark/>
-          </w:tcPr>
-          <w:p>
-            <w:pPr>
-              <w:rPr>
-                <w:sz w:val="24"/>
-                <w:szCs w:val="24"/>
-              </w:rPr>
-            </w:pPr>
-            <w:r>
-              <w:rPr>
-                <w:sz w:val="24"/>
-                <w:szCs w:val="24"/>
-              </w:rPr>
-              <w:t>Category</w:t>
-            </w:r>
-          </w:p>
-        </w:tc>
-        <w:tc>
-          <w:tcPr>
-            <w:tcW w:w="5403" w:type="dxa"/>
-            <w:vAlign w:val="center"/>
-            <w:hideMark/>
-          </w:tcPr>
-          <w:p>
-            <w:pPr>
-              <w:rPr>
-                <w:sz w:val="24"/>
-                <w:szCs w:val="24"/>
-              </w:rPr>
-            </w:pPr>
-            <w:r>
-              <w:rPr>
-                <w:sz w:val="24"/>
-                <w:szCs w:val="24"/>
-              </w:rPr>
-              <w:t xml:space="preserve">                                       </w:t>
-            </w:r>
-            <w:r>
-              <w:rPr>
-                <w:sz w:val="24"/>
-                <w:szCs w:val="24"/>
-              </w:rPr>
-              <w:t>Clear/Rain/Fog/Snow</w:t>
-            </w:r>
-          </w:p>
-        </w:tc>
-      </w:tr>
-      <w:tr>
-        <w:trPr>
-          <w:tblCellSpacing w:w="15" w:type="dxa"/>
-        </w:trPr>
-        <w:tc>
-          <w:tcPr>
-            <w:tcW w:w="2724" w:type="dxa"/>
-            <w:vAlign w:val="center"/>
-            <w:hideMark/>
-          </w:tcPr>
-          <w:p>
-            <w:pPr>
-              <w:rPr>
-                <w:sz w:val="24"/>
-                <w:szCs w:val="24"/>
-              </w:rPr>
-            </w:pPr>
-            <w:r>
-              <w:rPr>
-                <w:sz w:val="24"/>
-                <w:szCs w:val="24"/>
-              </w:rPr>
-              <w:t>Accident_Report</w:t>
-            </w:r>
-          </w:p>
-        </w:tc>
-        <w:tc>
-          <w:tcPr>
-            <w:tcW w:w="930" w:type="dxa"/>
-            <w:vAlign w:val="center"/>
-            <w:hideMark/>
-          </w:tcPr>
-          <w:p>
-            <w:pPr>
-              <w:rPr>
-                <w:sz w:val="24"/>
-                <w:szCs w:val="24"/>
-              </w:rPr>
-            </w:pPr>
-            <w:r>
-              <w:rPr>
-                <w:sz w:val="24"/>
-                <w:szCs w:val="24"/>
-              </w:rPr>
-              <w:t>Binary</w:t>
-            </w:r>
-          </w:p>
-        </w:tc>
-        <w:tc>
-          <w:tcPr>
-            <w:tcW w:w="5403" w:type="dxa"/>
-            <w:vAlign w:val="center"/>
-            <w:hideMark/>
-          </w:tcPr>
-          <w:p>
-            <w:pPr>
-              <w:rPr>
-                <w:sz w:val="24"/>
-                <w:szCs w:val="24"/>
-              </w:rPr>
-            </w:pPr>
-            <w:r>
-              <w:rPr>
-                <w:sz w:val="24"/>
-                <w:szCs w:val="24"/>
-              </w:rPr>
-              <w:t xml:space="preserve">                                       </w:t>
-            </w:r>
-            <w:r>
-              <w:rPr>
-                <w:sz w:val="24"/>
-                <w:szCs w:val="24"/>
-              </w:rPr>
-              <w:t>1 if accident flagged</w:t>
-            </w:r>
-          </w:p>
-        </w:tc>
-      </w:tr>
-      <w:tr>
-        <w:trPr>
-          <w:tblCellSpacing w:w="15" w:type="dxa"/>
-        </w:trPr>
-        <w:tc>
-          <w:tcPr>
-            <w:tcW w:w="2724" w:type="dxa"/>
-            <w:vAlign w:val="center"/>
-            <w:hideMark/>
-          </w:tcPr>
-          <w:p>
-            <w:pPr>
-              <w:rPr>
-                <w:sz w:val="24"/>
-                <w:szCs w:val="24"/>
-              </w:rPr>
-            </w:pPr>
-            <w:r>
-              <w:rPr>
-                <w:sz w:val="24"/>
-                <w:szCs w:val="24"/>
-              </w:rPr>
-              <w:t>Sentiment_Score</w:t>
-            </w:r>
-          </w:p>
-        </w:tc>
-        <w:tc>
-          <w:tcPr>
-            <w:tcW w:w="930" w:type="dxa"/>
-            <w:vAlign w:val="center"/>
-            <w:hideMark/>
-          </w:tcPr>
-          <w:p>
-            <w:pPr>
-              <w:rPr>
-                <w:sz w:val="24"/>
-                <w:szCs w:val="24"/>
-              </w:rPr>
-            </w:pPr>
-            <w:r>
-              <w:rPr>
-                <w:sz w:val="24"/>
-                <w:szCs w:val="24"/>
-              </w:rPr>
-              <w:t>Float</w:t>
-            </w:r>
-          </w:p>
-        </w:tc>
-        <w:tc>
-          <w:tcPr>
-            <w:tcW w:w="5403" w:type="dxa"/>
-            <w:vAlign w:val="center"/>
-            <w:hideMark/>
-          </w:tcPr>
-          <w:p>
-            <w:pPr>
-              <w:rPr>
-                <w:sz w:val="24"/>
-                <w:szCs w:val="24"/>
-              </w:rPr>
-            </w:pPr>
-            <w:r>
-              <w:rPr>
-                <w:sz w:val="24"/>
-                <w:szCs w:val="24"/>
-              </w:rPr>
-              <w:t xml:space="preserve">                                       </w:t>
-            </w:r>
-            <w:r>
-              <w:rPr>
-                <w:sz w:val="24"/>
-                <w:szCs w:val="24"/>
-              </w:rPr>
-              <w:t>Simulated commuter sentiment</w:t>
-            </w:r>
-          </w:p>
-        </w:tc>
-      </w:tr>
-      <w:tr>
-        <w:trPr>
-          <w:tblCellSpacing w:w="15" w:type="dxa"/>
-        </w:trPr>
-        <w:tc>
-          <w:tcPr>
-            <w:tcW w:w="2724" w:type="dxa"/>
-            <w:vAlign w:val="center"/>
-            <w:hideMark/>
-          </w:tcPr>
-          <w:p>
-            <w:pPr>
-              <w:rPr>
-                <w:sz w:val="24"/>
-                <w:szCs w:val="24"/>
-              </w:rPr>
-            </w:pPr>
-            <w:r>
-              <w:rPr>
-                <w:sz w:val="24"/>
-                <w:szCs w:val="24"/>
-              </w:rPr>
-              <w:lastRenderedPageBreak/>
-              <w:t>Ride_Sharing_Demand</w:t>
-            </w:r>
-          </w:p>
-        </w:tc>
-        <w:tc>
-          <w:tcPr>
-            <w:tcW w:w="930" w:type="dxa"/>
-            <w:vAlign w:val="center"/>
-            <w:hideMark/>
-          </w:tcPr>
-          <w:p>
-            <w:pPr>
-              <w:rPr>
-                <w:sz w:val="24"/>
-                <w:szCs w:val="24"/>
-              </w:rPr>
-            </w:pPr>
-            <w:r>
-              <w:rPr>
-                <w:sz w:val="24"/>
-                <w:szCs w:val="24"/>
-              </w:rPr>
-              <w:t>Integer</w:t>
-            </w:r>
-          </w:p>
-        </w:tc>
-        <w:tc>
-          <w:tcPr>
-            <w:tcW w:w="5403" w:type="dxa"/>
-            <w:vAlign w:val="center"/>
-            <w:hideMark/>
-          </w:tcPr>
-          <w:p>
-            <w:pPr>
-              <w:rPr>
-                <w:sz w:val="24"/>
-                <w:szCs w:val="24"/>
-              </w:rPr>
-            </w:pPr>
-            <w:r>
-              <w:rPr>
-                <w:sz w:val="24"/>
-                <w:szCs w:val="24"/>
-              </w:rPr>
-              <w:t xml:space="preserve">                                       </w:t>
-            </w:r>
-            <w:r>
-              <w:rPr>
-                <w:sz w:val="24"/>
-                <w:szCs w:val="24"/>
-              </w:rPr>
-              <w:t>Ride requests</w:t>
-            </w:r>
-          </w:p>
-        </w:tc>
-      </w:tr>
-      <w:tr>
-        <w:trPr>
-          <w:tblCellSpacing w:w="15" w:type="dxa"/>
-        </w:trPr>
-        <w:tc>
-          <w:tcPr>
-            <w:tcW w:w="2724" w:type="dxa"/>
-            <w:vAlign w:val="center"/>
-            <w:hideMark/>
-          </w:tcPr>
-          <w:p>
-            <w:pPr>
-              <w:rPr>
-                <w:sz w:val="24"/>
-                <w:szCs w:val="24"/>
-              </w:rPr>
-            </w:pPr>
-            <w:r>
-              <w:rPr>
-                <w:sz w:val="24"/>
-                <w:szCs w:val="24"/>
-              </w:rPr>
-              <w:t>Parking_Availability</w:t>
-            </w:r>
-          </w:p>
-        </w:tc>
-        <w:tc>
-          <w:tcPr>
-            <w:tcW w:w="930" w:type="dxa"/>
-            <w:vAlign w:val="center"/>
-            <w:hideMark/>
-          </w:tcPr>
-          <w:p>
-            <w:pPr>
-              <w:rPr>
-                <w:sz w:val="24"/>
-                <w:szCs w:val="24"/>
-              </w:rPr>
-            </w:pPr>
-            <w:r>
-              <w:rPr>
-                <w:sz w:val="24"/>
-                <w:szCs w:val="24"/>
-              </w:rPr>
-              <w:t>Integer</w:t>
-            </w:r>
-          </w:p>
-        </w:tc>
-        <w:tc>
-          <w:tcPr>
-            <w:tcW w:w="5403" w:type="dxa"/>
-            <w:vAlign w:val="center"/>
-            <w:hideMark/>
-          </w:tcPr>
-          <w:p>
-            <w:pPr>
-              <w:rPr>
-                <w:sz w:val="24"/>
-                <w:szCs w:val="24"/>
-              </w:rPr>
-            </w:pPr>
-            <w:r>
-              <w:rPr>
-                <w:sz w:val="24"/>
-                <w:szCs w:val="24"/>
-              </w:rPr>
-              <w:t xml:space="preserve">                                       </w:t>
-            </w:r>
-            <w:r>
-              <w:rPr>
-                <w:sz w:val="24"/>
-                <w:szCs w:val="24"/>
-              </w:rPr>
-              <w:t>Available spots</w:t>
-            </w:r>
-          </w:p>
-        </w:tc>
-      </w:tr>
-      <w:tr>
-        <w:trPr>
-          <w:tblCellSpacing w:w="15" w:type="dxa"/>
-        </w:trPr>
-        <w:tc>
-          <w:tcPr>
-            <w:tcW w:w="2724" w:type="dxa"/>
-            <w:vAlign w:val="center"/>
-            <w:hideMark/>
-          </w:tcPr>
-          <w:p>
-            <w:pPr>
-              <w:rPr>
-                <w:sz w:val="24"/>
-                <w:szCs w:val="24"/>
-              </w:rPr>
-            </w:pPr>
-            <w:r>
-              <w:rPr>
-                <w:sz w:val="24"/>
-                <w:szCs w:val="24"/>
-              </w:rPr>
-              <w:t>Emission_Levels</w:t>
-            </w:r>
-            <w:bookmarkStart w:id="0" w:name="_GoBack"/>
-            <w:bookmarkEnd w:id="0"/>
-          </w:p>
-        </w:tc>
-        <w:tc>
-          <w:tcPr>
-            <w:tcW w:w="930" w:type="dxa"/>
-            <w:vAlign w:val="center"/>
-            <w:hideMark/>
-          </w:tcPr>
-          <w:p>
-            <w:pPr>
-              <w:rPr>
-                <w:sz w:val="24"/>
-                <w:szCs w:val="24"/>
-              </w:rPr>
-            </w:pPr>
-            <w:r>
-              <w:rPr>
-                <w:sz w:val="24"/>
-                <w:szCs w:val="24"/>
-              </w:rPr>
-              <w:t>Float</w:t>
-            </w:r>
-          </w:p>
-        </w:tc>
-        <w:tc>
-          <w:tcPr>
-            <w:tcW w:w="5403" w:type="dxa"/>
-            <w:vAlign w:val="center"/>
-            <w:hideMark/>
-          </w:tcPr>
-          <w:p>
-            <w:pPr>
-              <w:rPr>
-                <w:sz w:val="24"/>
-                <w:szCs w:val="24"/>
-              </w:rPr>
-            </w:pPr>
-            <w:r>
-              <w:rPr>
-                <w:sz w:val="24"/>
-                <w:szCs w:val="24"/>
-              </w:rPr>
-              <w:t xml:space="preserve">                                       </w:t>
-            </w:r>
-            <w:r>
-              <w:rPr>
-                <w:sz w:val="24"/>
-                <w:szCs w:val="24"/>
-              </w:rPr>
-              <w:t>CO2-eq emission (g/km)</w:t>
-            </w:r>
-          </w:p>
-        </w:tc>
-      </w:tr>
-      <w:tr>
-        <w:trPr>
-          <w:tblCellSpacing w:w="15" w:type="dxa"/>
-        </w:trPr>
-        <w:tc>
-          <w:tcPr>
-            <w:tcW w:w="2724" w:type="dxa"/>
-            <w:vAlign w:val="center"/>
-            <w:hideMark/>
-          </w:tcPr>
-          <w:p>
-            <w:pPr>
-              <w:rPr>
-                <w:sz w:val="24"/>
-                <w:szCs w:val="24"/>
-              </w:rPr>
-            </w:pPr>
-            <w:r>
-              <w:rPr>
-                <w:sz w:val="24"/>
-                <w:szCs w:val="24"/>
-              </w:rPr>
-              <w:t>Energy_Consumption_L_h</w:t>
-            </w:r>
-          </w:p>
-        </w:tc>
-        <w:tc>
-          <w:tcPr>
-            <w:tcW w:w="930" w:type="dxa"/>
-            <w:vAlign w:val="center"/>
-            <w:hideMark/>
-          </w:tcPr>
-          <w:p>
-            <w:pPr>
-              <w:rPr>
-                <w:sz w:val="24"/>
-                <w:szCs w:val="24"/>
-              </w:rPr>
-            </w:pPr>
-            <w:r>
-              <w:rPr>
-                <w:sz w:val="24"/>
-                <w:szCs w:val="24"/>
-              </w:rPr>
-              <w:t>Float</w:t>
-            </w:r>
-          </w:p>
-        </w:tc>
-        <w:tc>
-          <w:tcPr>
-            <w:tcW w:w="5403" w:type="dxa"/>
-            <w:vAlign w:val="center"/>
-            <w:hideMark/>
-          </w:tcPr>
-          <w:p>
-            <w:pPr>
-              <w:rPr>
-                <w:sz w:val="24"/>
-                <w:szCs w:val="24"/>
-              </w:rPr>
-            </w:pPr>
-            <w:r>
-              <w:rPr>
-                <w:sz w:val="24"/>
-                <w:szCs w:val="24"/>
-              </w:rPr>
-              <w:t xml:space="preserve">                                       </w:t>
-            </w:r>
-            <w:r>
-              <w:rPr>
-                <w:sz w:val="24"/>
-                <w:szCs w:val="24"/>
-              </w:rPr>
-              <w:t>Fuel/energy rate</w:t>
-            </w:r>
-          </w:p>
-        </w:tc>
-      </w:tr>
-      <w:tr>
-        <w:trPr>
-          <w:tblCellSpacing w:w="15" w:type="dxa"/>
-        </w:trPr>
-        <w:tc>
-          <w:tcPr>
-            <w:tcW w:w="2724" w:type="dxa"/>
-            <w:vAlign w:val="center"/>
-            <w:hideMark/>
-          </w:tcPr>
-          <w:p>
-            <w:pPr>
-              <w:rPr>
-                <w:sz w:val="24"/>
-                <w:szCs w:val="24"/>
-              </w:rPr>
-            </w:pPr>
-            <w:r>
-              <w:rPr>
-                <w:sz w:val="24"/>
-                <w:szCs w:val="24"/>
-              </w:rPr>
-              <w:t>Traffic_Condition</w:t>
-            </w:r>
-          </w:p>
-        </w:tc>
-        <w:tc>
-          <w:tcPr>
-            <w:tcW w:w="930" w:type="dxa"/>
-            <w:vAlign w:val="center"/>
-            <w:hideMark/>
-          </w:tcPr>
-          <w:p>
-            <w:pPr>
-              <w:rPr>
-                <w:sz w:val="24"/>
-                <w:szCs w:val="24"/>
-              </w:rPr>
-            </w:pPr>
-            <w:r>
-              <w:rPr>
-                <w:sz w:val="24"/>
-                <w:szCs w:val="24"/>
-              </w:rPr>
-              <w:t>Category</w:t>
-            </w:r>
-          </w:p>
-        </w:tc>
-        <w:tc>
-          <w:tcPr>
-            <w:tcW w:w="5403" w:type="dxa"/>
-            <w:vAlign w:val="center"/>
-            <w:hideMark/>
-          </w:tcPr>
-          <w:p>
-            <w:pPr>
-              <w:rPr>
-                <w:sz w:val="24"/>
-                <w:szCs w:val="24"/>
-              </w:rPr>
-            </w:pPr>
-            <w:r>
-              <w:rPr>
-                <w:sz w:val="24"/>
-                <w:szCs w:val="24"/>
-              </w:rPr>
-              <w:t xml:space="preserve">                                       </w:t>
-            </w:r>
-            <w:r>
-              <w:rPr>
-                <w:sz w:val="24"/>
-                <w:szCs w:val="24"/>
-              </w:rPr>
-              <w:t>High/Medium/Low</w:t>
-            </w:r>
-          </w:p>
-        </w:tc>
-      </w:tr>
-    </w:tbl>
     <w:p>
       <w:pPr>
         <w:spacing w:before="100" w:beforeAutospacing="1" w:after="100" w:afterAutospacing="1"/>
@@ -5554,12 +4052,6 @@
     <w:p>
       <w:pPr>
         <w:spacing w:before="100" w:beforeAutospacing="1" w:after="100" w:afterAutospacing="1"/>
-        <w:rPr>
-          <w:b/>
-          <w:bCs/>
-          <w:sz w:val="24"/>
-          <w:szCs w:val="24"/>
-        </w:rPr>
       </w:pPr>
       <w:r>
         <w:rPr>
@@ -5568,1409 +4060,6 @@
           <w:sz w:val="24"/>
           <w:szCs w:val="24"/>
         </w:rPr>
-        <w:br w:type="textWrapping" w:clear="all"/>
-      </w:r>
-    </w:p>
-    <w:p>
-      <w:pPr>
-        <w:spacing w:before="100" w:beforeAutospacing="1" w:after="100" w:afterAutospacing="1"/>
-        <w:rPr>
-          <w:sz w:val="24"/>
-          <w:szCs w:val="24"/>
-        </w:rPr>
-      </w:pPr>
-      <w:r>
-        <w:rPr>
-          <w:b/>
-          <w:bCs/>
-          <w:sz w:val="24"/>
-          <w:szCs w:val="24"/>
-        </w:rPr>
-        <w:t>Indian Roads (core fields):</w:t>
-      </w:r>
-    </w:p>
-    <w:tbl>
-      <w:tblPr>
-        <w:tblpPr w:leftFromText="180" w:rightFromText="180" w:vertAnchor="text" w:horzAnchor="page" w:tblpX="3613" w:tblpY="3"/>
-        <w:tblOverlap w:val="never"/>
-        <w:tblW w:w="0" w:type="auto"/>
-        <w:tblCellSpacing w:w="15" w:type="dxa"/>
-        <w:tblBorders>
-          <w:top w:val="single" w:sz="4" w:space="0" w:color="auto"/>
-          <w:left w:val="single" w:sz="4" w:space="0" w:color="auto"/>
-          <w:bottom w:val="single" w:sz="4" w:space="0" w:color="auto"/>
-          <w:right w:val="single" w:sz="4" w:space="0" w:color="auto"/>
-          <w:insideH w:val="single" w:sz="4" w:space="0" w:color="auto"/>
-          <w:insideV w:val="single" w:sz="4" w:space="0" w:color="auto"/>
-        </w:tblBorders>
-        <w:tblCellMar>
-          <w:top w:w="15" w:type="dxa"/>
-          <w:left w:w="15" w:type="dxa"/>
-          <w:bottom w:w="15" w:type="dxa"/>
-          <w:right w:w="15" w:type="dxa"/>
-        </w:tblCellMar>
-        <w:tblLook w:val="04A0" w:firstRow="1" w:lastRow="0" w:firstColumn="1" w:lastColumn="0" w:noHBand="0" w:noVBand="1"/>
-      </w:tblPr>
-      <w:tblGrid>
-        <w:gridCol w:w="2841"/>
-        <w:gridCol w:w="1680"/>
-        <w:gridCol w:w="6801"/>
-      </w:tblGrid>
-      <w:tr>
-        <w:trPr>
-          <w:tblHeader/>
-          <w:tblCellSpacing w:w="15" w:type="dxa"/>
-        </w:trPr>
-        <w:tc>
-          <w:tcPr>
-            <w:tcW w:w="0" w:type="auto"/>
-            <w:vAlign w:val="center"/>
-            <w:hideMark/>
-          </w:tcPr>
-          <w:p>
-            <w:pPr>
-              <w:jc w:val="center"/>
-              <w:rPr>
-                <w:b/>
-                <w:bCs/>
-                <w:sz w:val="24"/>
-                <w:szCs w:val="24"/>
-              </w:rPr>
-            </w:pPr>
-            <w:r>
-              <w:rPr>
-                <w:b/>
-                <w:bCs/>
-                <w:sz w:val="24"/>
-                <w:szCs w:val="24"/>
-              </w:rPr>
-              <w:t>Column</w:t>
-            </w:r>
-          </w:p>
-        </w:tc>
-        <w:tc>
-          <w:tcPr>
-            <w:tcW w:w="0" w:type="auto"/>
-            <w:vAlign w:val="center"/>
-            <w:hideMark/>
-          </w:tcPr>
-          <w:p>
-            <w:pPr>
-              <w:jc w:val="center"/>
-              <w:rPr>
-                <w:b/>
-                <w:bCs/>
-                <w:sz w:val="24"/>
-                <w:szCs w:val="24"/>
-              </w:rPr>
-            </w:pPr>
-            <w:r>
-              <w:rPr>
-                <w:b/>
-                <w:bCs/>
-                <w:sz w:val="24"/>
-                <w:szCs w:val="24"/>
-              </w:rPr>
-              <w:t>Type</w:t>
-            </w:r>
-          </w:p>
-        </w:tc>
-        <w:tc>
-          <w:tcPr>
-            <w:tcW w:w="0" w:type="auto"/>
-            <w:vAlign w:val="center"/>
-            <w:hideMark/>
-          </w:tcPr>
-          <w:p>
-            <w:pPr>
-              <w:jc w:val="center"/>
-              <w:rPr>
-                <w:b/>
-                <w:bCs/>
-                <w:sz w:val="24"/>
-                <w:szCs w:val="24"/>
-              </w:rPr>
-            </w:pPr>
-            <w:r>
-              <w:rPr>
-                <w:b/>
-                <w:bCs/>
-                <w:sz w:val="24"/>
-                <w:szCs w:val="24"/>
-              </w:rPr>
-              <w:t xml:space="preserve">         </w:t>
-            </w:r>
-            <w:r>
-              <w:rPr>
-                <w:b/>
-                <w:bCs/>
-                <w:sz w:val="24"/>
-                <w:szCs w:val="24"/>
-              </w:rPr>
-              <w:t>Description</w:t>
-            </w:r>
-          </w:p>
-        </w:tc>
-      </w:tr>
-      <w:tr>
-        <w:trPr>
-          <w:tblCellSpacing w:w="15" w:type="dxa"/>
-        </w:trPr>
-        <w:tc>
-          <w:tcPr>
-            <w:tcW w:w="0" w:type="auto"/>
-            <w:vAlign w:val="center"/>
-            <w:hideMark/>
-          </w:tcPr>
-          <w:p>
-            <w:pPr>
-              <w:rPr>
-                <w:sz w:val="24"/>
-                <w:szCs w:val="24"/>
-              </w:rPr>
-            </w:pPr>
-            <w:r>
-              <w:rPr>
-                <w:sz w:val="24"/>
-                <w:szCs w:val="24"/>
-              </w:rPr>
-              <w:t>accident_id</w:t>
-            </w:r>
-          </w:p>
-        </w:tc>
-        <w:tc>
-          <w:tcPr>
-            <w:tcW w:w="0" w:type="auto"/>
-            <w:vAlign w:val="center"/>
-            <w:hideMark/>
-          </w:tcPr>
-          <w:p>
-            <w:pPr>
-              <w:rPr>
-                <w:sz w:val="24"/>
-                <w:szCs w:val="24"/>
-              </w:rPr>
-            </w:pPr>
-            <w:r>
-              <w:rPr>
-                <w:sz w:val="24"/>
-                <w:szCs w:val="24"/>
-              </w:rPr>
-              <w:t>Integer</w:t>
-            </w:r>
-          </w:p>
-        </w:tc>
-        <w:tc>
-          <w:tcPr>
-            <w:tcW w:w="0" w:type="auto"/>
-            <w:vAlign w:val="center"/>
-            <w:hideMark/>
-          </w:tcPr>
-          <w:p>
-            <w:pPr>
-              <w:rPr>
-                <w:sz w:val="24"/>
-                <w:szCs w:val="24"/>
-              </w:rPr>
-            </w:pPr>
-            <w:r>
-              <w:rPr>
-                <w:sz w:val="24"/>
-                <w:szCs w:val="24"/>
-              </w:rPr>
-              <w:t xml:space="preserve">                                                  </w:t>
-            </w:r>
-            <w:r>
-              <w:rPr>
-                <w:sz w:val="24"/>
-                <w:szCs w:val="24"/>
-              </w:rPr>
-              <w:t>Unique ID</w:t>
-            </w:r>
-          </w:p>
-        </w:tc>
-      </w:tr>
-      <w:tr>
-        <w:trPr>
-          <w:tblCellSpacing w:w="15" w:type="dxa"/>
-        </w:trPr>
-        <w:tc>
-          <w:tcPr>
-            <w:tcW w:w="0" w:type="auto"/>
-            <w:vAlign w:val="center"/>
-            <w:hideMark/>
-          </w:tcPr>
-          <w:p>
-            <w:pPr>
-              <w:rPr>
-                <w:sz w:val="24"/>
-                <w:szCs w:val="24"/>
-              </w:rPr>
-            </w:pPr>
-            <w:r>
-              <w:rPr>
-                <w:sz w:val="24"/>
-                <w:szCs w:val="24"/>
-              </w:rPr>
-              <w:t>city/state</w:t>
-            </w:r>
-          </w:p>
-        </w:tc>
-        <w:tc>
-          <w:tcPr>
-            <w:tcW w:w="0" w:type="auto"/>
-            <w:vAlign w:val="center"/>
-            <w:hideMark/>
-          </w:tcPr>
-          <w:p>
-            <w:pPr>
-              <w:rPr>
-                <w:sz w:val="24"/>
-                <w:szCs w:val="24"/>
-              </w:rPr>
-            </w:pPr>
-            <w:r>
-              <w:rPr>
-                <w:sz w:val="24"/>
-                <w:szCs w:val="24"/>
-              </w:rPr>
-              <w:t>Category</w:t>
-            </w:r>
-          </w:p>
-        </w:tc>
-        <w:tc>
-          <w:tcPr>
-            <w:tcW w:w="0" w:type="auto"/>
-            <w:vAlign w:val="center"/>
-            <w:hideMark/>
-          </w:tcPr>
-          <w:p>
-            <w:pPr>
-              <w:rPr>
-                <w:sz w:val="24"/>
-                <w:szCs w:val="24"/>
-              </w:rPr>
-            </w:pPr>
-            <w:r>
-              <w:rPr>
-                <w:sz w:val="24"/>
-                <w:szCs w:val="24"/>
-              </w:rPr>
-              <w:t xml:space="preserve">                                                  </w:t>
-            </w:r>
-            <w:r>
-              <w:rPr>
-                <w:sz w:val="24"/>
-                <w:szCs w:val="24"/>
-              </w:rPr>
-              <w:t>Location</w:t>
-            </w:r>
-          </w:p>
-        </w:tc>
-      </w:tr>
-      <w:tr>
-        <w:trPr>
-          <w:tblCellSpacing w:w="15" w:type="dxa"/>
-        </w:trPr>
-        <w:tc>
-          <w:tcPr>
-            <w:tcW w:w="0" w:type="auto"/>
-            <w:vAlign w:val="center"/>
-            <w:hideMark/>
-          </w:tcPr>
-          <w:p>
-            <w:pPr>
-              <w:rPr>
-                <w:sz w:val="24"/>
-                <w:szCs w:val="24"/>
-              </w:rPr>
-            </w:pPr>
-            <w:r>
-              <w:rPr>
-                <w:sz w:val="24"/>
-                <w:szCs w:val="24"/>
-              </w:rPr>
-              <w:t>date/time/hour</w:t>
-            </w:r>
-          </w:p>
-        </w:tc>
-        <w:tc>
-          <w:tcPr>
-            <w:tcW w:w="0" w:type="auto"/>
-            <w:vAlign w:val="center"/>
-            <w:hideMark/>
-          </w:tcPr>
-          <w:p>
-            <w:pPr>
-              <w:rPr>
-                <w:sz w:val="24"/>
-                <w:szCs w:val="24"/>
-              </w:rPr>
-            </w:pPr>
-            <w:r>
-              <w:rPr>
-                <w:sz w:val="24"/>
-                <w:szCs w:val="24"/>
-              </w:rPr>
-              <w:t>Datetime</w:t>
-            </w:r>
-          </w:p>
-        </w:tc>
-        <w:tc>
-          <w:tcPr>
-            <w:tcW w:w="0" w:type="auto"/>
-            <w:vAlign w:val="center"/>
-            <w:hideMark/>
-          </w:tcPr>
-          <w:p>
-            <w:pPr>
-              <w:rPr>
-                <w:sz w:val="24"/>
-                <w:szCs w:val="24"/>
-              </w:rPr>
-            </w:pPr>
-            <w:r>
-              <w:rPr>
-                <w:sz w:val="24"/>
-                <w:szCs w:val="24"/>
-              </w:rPr>
-              <w:t xml:space="preserve">                                                  </w:t>
-            </w:r>
-            <w:r>
-              <w:rPr>
-                <w:sz w:val="24"/>
-                <w:szCs w:val="24"/>
-              </w:rPr>
-              <w:t>Accident timing</w:t>
-            </w:r>
-          </w:p>
-        </w:tc>
-      </w:tr>
-      <w:tr>
-        <w:trPr>
-          <w:tblCellSpacing w:w="15" w:type="dxa"/>
-        </w:trPr>
-        <w:tc>
-          <w:tcPr>
-            <w:tcW w:w="0" w:type="auto"/>
-            <w:vAlign w:val="center"/>
-            <w:hideMark/>
-          </w:tcPr>
-          <w:p>
-            <w:pPr>
-              <w:rPr>
-                <w:sz w:val="24"/>
-                <w:szCs w:val="24"/>
-              </w:rPr>
-            </w:pPr>
-            <w:r>
-              <w:rPr>
-                <w:sz w:val="24"/>
-                <w:szCs w:val="24"/>
-              </w:rPr>
-              <w:t>day_of_week/is_weekend</w:t>
-            </w:r>
-          </w:p>
-        </w:tc>
-        <w:tc>
-          <w:tcPr>
-            <w:tcW w:w="0" w:type="auto"/>
-            <w:vAlign w:val="center"/>
-            <w:hideMark/>
-          </w:tcPr>
-          <w:p>
-            <w:pPr>
-              <w:rPr>
-                <w:sz w:val="24"/>
-                <w:szCs w:val="24"/>
-              </w:rPr>
-            </w:pPr>
-            <w:r>
-              <w:rPr>
-                <w:sz w:val="24"/>
-                <w:szCs w:val="24"/>
-              </w:rPr>
-              <w:t>Category/Binary</w:t>
-            </w:r>
-          </w:p>
-        </w:tc>
-        <w:tc>
-          <w:tcPr>
-            <w:tcW w:w="0" w:type="auto"/>
-            <w:vAlign w:val="center"/>
-            <w:hideMark/>
-          </w:tcPr>
-          <w:p>
-            <w:pPr>
-              <w:rPr>
-                <w:sz w:val="24"/>
-                <w:szCs w:val="24"/>
-              </w:rPr>
-            </w:pPr>
-            <w:r>
-              <w:rPr>
-                <w:sz w:val="24"/>
-                <w:szCs w:val="24"/>
-              </w:rPr>
-              <w:t xml:space="preserve">                                                  </w:t>
-            </w:r>
-            <w:r>
-              <w:rPr>
-                <w:sz w:val="24"/>
-                <w:szCs w:val="24"/>
-              </w:rPr>
-              <w:t>Day pattern</w:t>
-            </w:r>
-          </w:p>
-        </w:tc>
-      </w:tr>
-      <w:tr>
-        <w:trPr>
-          <w:tblCellSpacing w:w="15" w:type="dxa"/>
-        </w:trPr>
-        <w:tc>
-          <w:tcPr>
-            <w:tcW w:w="0" w:type="auto"/>
-            <w:vAlign w:val="center"/>
-            <w:hideMark/>
-          </w:tcPr>
-          <w:p>
-            <w:pPr>
-              <w:rPr>
-                <w:sz w:val="24"/>
-                <w:szCs w:val="24"/>
-              </w:rPr>
-            </w:pPr>
-            <w:r>
-              <w:rPr>
-                <w:sz w:val="24"/>
-                <w:szCs w:val="24"/>
-              </w:rPr>
-              <w:t>road_type</w:t>
-            </w:r>
-          </w:p>
-        </w:tc>
-        <w:tc>
-          <w:tcPr>
-            <w:tcW w:w="0" w:type="auto"/>
-            <w:vAlign w:val="center"/>
-            <w:hideMark/>
-          </w:tcPr>
-          <w:p>
-            <w:pPr>
-              <w:rPr>
-                <w:sz w:val="24"/>
-                <w:szCs w:val="24"/>
-              </w:rPr>
-            </w:pPr>
-            <w:r>
-              <w:rPr>
-                <w:sz w:val="24"/>
-                <w:szCs w:val="24"/>
-              </w:rPr>
-              <w:t>Category</w:t>
-            </w:r>
-          </w:p>
-        </w:tc>
-        <w:tc>
-          <w:tcPr>
-            <w:tcW w:w="0" w:type="auto"/>
-            <w:vAlign w:val="center"/>
-            <w:hideMark/>
-          </w:tcPr>
-          <w:p>
-            <w:pPr>
-              <w:rPr>
-                <w:sz w:val="24"/>
-                <w:szCs w:val="24"/>
-              </w:rPr>
-            </w:pPr>
-            <w:r>
-              <w:rPr>
-                <w:sz w:val="24"/>
-                <w:szCs w:val="24"/>
-              </w:rPr>
-              <w:t xml:space="preserve">                                                  H</w:t>
-            </w:r>
-            <w:r>
-              <w:rPr>
-                <w:sz w:val="24"/>
-                <w:szCs w:val="24"/>
-              </w:rPr>
-              <w:t>ighway/urban/rural</w:t>
-            </w:r>
-          </w:p>
-        </w:tc>
-      </w:tr>
-      <w:tr>
-        <w:trPr>
-          <w:tblCellSpacing w:w="15" w:type="dxa"/>
-        </w:trPr>
-        <w:tc>
-          <w:tcPr>
-            <w:tcW w:w="0" w:type="auto"/>
-            <w:vAlign w:val="center"/>
-            <w:hideMark/>
-          </w:tcPr>
-          <w:p>
-            <w:pPr>
-              <w:rPr>
-                <w:sz w:val="24"/>
-                <w:szCs w:val="24"/>
-              </w:rPr>
-            </w:pPr>
-            <w:r>
-              <w:rPr>
-                <w:sz w:val="24"/>
-                <w:szCs w:val="24"/>
-              </w:rPr>
-              <w:t>lanes</w:t>
-            </w:r>
-          </w:p>
-        </w:tc>
-        <w:tc>
-          <w:tcPr>
-            <w:tcW w:w="0" w:type="auto"/>
-            <w:vAlign w:val="center"/>
-            <w:hideMark/>
-          </w:tcPr>
-          <w:p>
-            <w:pPr>
-              <w:rPr>
-                <w:sz w:val="24"/>
-                <w:szCs w:val="24"/>
-              </w:rPr>
-            </w:pPr>
-            <w:r>
-              <w:rPr>
-                <w:sz w:val="24"/>
-                <w:szCs w:val="24"/>
-              </w:rPr>
-              <w:t>Integer</w:t>
-            </w:r>
-          </w:p>
-        </w:tc>
-        <w:tc>
-          <w:tcPr>
-            <w:tcW w:w="0" w:type="auto"/>
-            <w:vAlign w:val="center"/>
-            <w:hideMark/>
-          </w:tcPr>
-          <w:p>
-            <w:pPr>
-              <w:rPr>
-                <w:sz w:val="24"/>
-                <w:szCs w:val="24"/>
-              </w:rPr>
-            </w:pPr>
-            <w:r>
-              <w:rPr>
-                <w:sz w:val="24"/>
-                <w:szCs w:val="24"/>
-              </w:rPr>
-              <w:t xml:space="preserve">                                                  </w:t>
-            </w:r>
-            <w:r>
-              <w:rPr>
-                <w:sz w:val="24"/>
-                <w:szCs w:val="24"/>
-              </w:rPr>
-              <w:t>Number of lanes</w:t>
-            </w:r>
-          </w:p>
-        </w:tc>
-      </w:tr>
-      <w:tr>
-        <w:trPr>
-          <w:tblCellSpacing w:w="15" w:type="dxa"/>
-        </w:trPr>
-        <w:tc>
-          <w:tcPr>
-            <w:tcW w:w="0" w:type="auto"/>
-            <w:vAlign w:val="center"/>
-            <w:hideMark/>
-          </w:tcPr>
-          <w:p>
-            <w:pPr>
-              <w:rPr>
-                <w:sz w:val="24"/>
-                <w:szCs w:val="24"/>
-              </w:rPr>
-            </w:pPr>
-            <w:r>
-              <w:rPr>
-                <w:sz w:val="24"/>
-                <w:szCs w:val="24"/>
-              </w:rPr>
-              <w:t>traffic_signal</w:t>
-            </w:r>
-          </w:p>
-        </w:tc>
-        <w:tc>
-          <w:tcPr>
-            <w:tcW w:w="0" w:type="auto"/>
-            <w:vAlign w:val="center"/>
-            <w:hideMark/>
-          </w:tcPr>
-          <w:p>
-            <w:pPr>
-              <w:rPr>
-                <w:sz w:val="24"/>
-                <w:szCs w:val="24"/>
-              </w:rPr>
-            </w:pPr>
-            <w:r>
-              <w:rPr>
-                <w:sz w:val="24"/>
-                <w:szCs w:val="24"/>
-              </w:rPr>
-              <w:t>Binary</w:t>
-            </w:r>
-          </w:p>
-        </w:tc>
-        <w:tc>
-          <w:tcPr>
-            <w:tcW w:w="0" w:type="auto"/>
-            <w:vAlign w:val="center"/>
-            <w:hideMark/>
-          </w:tcPr>
-          <w:p>
-            <w:pPr>
-              <w:rPr>
-                <w:sz w:val="24"/>
-                <w:szCs w:val="24"/>
-              </w:rPr>
-            </w:pPr>
-            <w:r>
-              <w:rPr>
-                <w:sz w:val="24"/>
-                <w:szCs w:val="24"/>
-              </w:rPr>
-              <w:t xml:space="preserve">                                                  </w:t>
-            </w:r>
-            <w:r>
-              <w:rPr>
-                <w:sz w:val="24"/>
-                <w:szCs w:val="24"/>
-              </w:rPr>
-              <w:t>Signal present?</w:t>
-            </w:r>
-          </w:p>
-        </w:tc>
-      </w:tr>
-      <w:tr>
-        <w:trPr>
-          <w:tblCellSpacing w:w="15" w:type="dxa"/>
-        </w:trPr>
-        <w:tc>
-          <w:tcPr>
-            <w:tcW w:w="0" w:type="auto"/>
-            <w:vAlign w:val="center"/>
-            <w:hideMark/>
-          </w:tcPr>
-          <w:p>
-            <w:pPr>
-              <w:rPr>
-                <w:sz w:val="24"/>
-                <w:szCs w:val="24"/>
-              </w:rPr>
-            </w:pPr>
-            <w:r>
-              <w:rPr>
-                <w:sz w:val="24"/>
-                <w:szCs w:val="24"/>
-              </w:rPr>
-              <w:t>weather/visibility</w:t>
-            </w:r>
-          </w:p>
-        </w:tc>
-        <w:tc>
-          <w:tcPr>
-            <w:tcW w:w="0" w:type="auto"/>
-            <w:vAlign w:val="center"/>
-            <w:hideMark/>
-          </w:tcPr>
-          <w:p>
-            <w:pPr>
-              <w:rPr>
-                <w:sz w:val="24"/>
-                <w:szCs w:val="24"/>
-              </w:rPr>
-            </w:pPr>
-            <w:r>
-              <w:rPr>
-                <w:sz w:val="24"/>
-                <w:szCs w:val="24"/>
-              </w:rPr>
-              <w:t>Category</w:t>
-            </w:r>
-          </w:p>
-        </w:tc>
-        <w:tc>
-          <w:tcPr>
-            <w:tcW w:w="0" w:type="auto"/>
-            <w:vAlign w:val="center"/>
-            <w:hideMark/>
-          </w:tcPr>
-          <w:p>
-            <w:pPr>
-              <w:rPr>
-                <w:sz w:val="24"/>
-                <w:szCs w:val="24"/>
-              </w:rPr>
-            </w:pPr>
-            <w:r>
-              <w:rPr>
-                <w:sz w:val="24"/>
-                <w:szCs w:val="24"/>
-              </w:rPr>
-              <w:t xml:space="preserve">                                                  </w:t>
-            </w:r>
-            <w:r>
-              <w:rPr>
-                <w:sz w:val="24"/>
-                <w:szCs w:val="24"/>
-              </w:rPr>
-              <w:t>Conditions</w:t>
-            </w:r>
-          </w:p>
-        </w:tc>
-      </w:tr>
-      <w:tr>
-        <w:trPr>
-          <w:tblCellSpacing w:w="15" w:type="dxa"/>
-        </w:trPr>
-        <w:tc>
-          <w:tcPr>
-            <w:tcW w:w="0" w:type="auto"/>
-            <w:vAlign w:val="center"/>
-            <w:hideMark/>
-          </w:tcPr>
-          <w:p>
-            <w:pPr>
-              <w:rPr>
-                <w:sz w:val="24"/>
-                <w:szCs w:val="24"/>
-              </w:rPr>
-            </w:pPr>
-            <w:r>
-              <w:rPr>
-                <w:sz w:val="24"/>
-                <w:szCs w:val="24"/>
-              </w:rPr>
-              <w:t>temperature</w:t>
-            </w:r>
-          </w:p>
-        </w:tc>
-        <w:tc>
-          <w:tcPr>
-            <w:tcW w:w="0" w:type="auto"/>
-            <w:vAlign w:val="center"/>
-            <w:hideMark/>
-          </w:tcPr>
-          <w:p>
-            <w:pPr>
-              <w:rPr>
-                <w:sz w:val="24"/>
-                <w:szCs w:val="24"/>
-              </w:rPr>
-            </w:pPr>
-            <w:r>
-              <w:rPr>
-                <w:sz w:val="24"/>
-                <w:szCs w:val="24"/>
-              </w:rPr>
-              <w:t>Integer</w:t>
-            </w:r>
-          </w:p>
-        </w:tc>
-        <w:tc>
-          <w:tcPr>
-            <w:tcW w:w="0" w:type="auto"/>
-            <w:vAlign w:val="center"/>
-            <w:hideMark/>
-          </w:tcPr>
-          <w:p>
-            <w:pPr>
-              <w:rPr>
-                <w:sz w:val="24"/>
-                <w:szCs w:val="24"/>
-              </w:rPr>
-            </w:pPr>
-            <w:r>
-              <w:rPr>
-                <w:sz w:val="24"/>
-                <w:szCs w:val="24"/>
-              </w:rPr>
-              <w:t xml:space="preserve">                                                 </w:t>
-            </w:r>
-            <w:r>
-              <w:rPr>
-                <w:sz w:val="24"/>
-                <w:szCs w:val="24"/>
-              </w:rPr>
-              <w:t>°C</w:t>
-            </w:r>
-          </w:p>
-        </w:tc>
-      </w:tr>
-      <w:tr>
-        <w:trPr>
-          <w:tblCellSpacing w:w="15" w:type="dxa"/>
-        </w:trPr>
-        <w:tc>
-          <w:tcPr>
-            <w:tcW w:w="0" w:type="auto"/>
-            <w:vAlign w:val="center"/>
-            <w:hideMark/>
-          </w:tcPr>
-          <w:p>
-            <w:pPr>
-              <w:rPr>
-                <w:sz w:val="24"/>
-                <w:szCs w:val="24"/>
-              </w:rPr>
-            </w:pPr>
-            <w:r>
-              <w:rPr>
-                <w:sz w:val="24"/>
-                <w:szCs w:val="24"/>
-              </w:rPr>
-              <w:t>traffic_density</w:t>
-            </w:r>
-          </w:p>
-        </w:tc>
-        <w:tc>
-          <w:tcPr>
-            <w:tcW w:w="0" w:type="auto"/>
-            <w:vAlign w:val="center"/>
-            <w:hideMark/>
-          </w:tcPr>
-          <w:p>
-            <w:pPr>
-              <w:rPr>
-                <w:sz w:val="24"/>
-                <w:szCs w:val="24"/>
-              </w:rPr>
-            </w:pPr>
-            <w:r>
-              <w:rPr>
-                <w:sz w:val="24"/>
-                <w:szCs w:val="24"/>
-              </w:rPr>
-              <w:t>Category</w:t>
-            </w:r>
-          </w:p>
-        </w:tc>
-        <w:tc>
-          <w:tcPr>
-            <w:tcW w:w="0" w:type="auto"/>
-            <w:vAlign w:val="center"/>
-            <w:hideMark/>
-          </w:tcPr>
-          <w:p>
-            <w:pPr>
-              <w:rPr>
-                <w:sz w:val="24"/>
-                <w:szCs w:val="24"/>
-              </w:rPr>
-            </w:pPr>
-            <w:r>
-              <w:rPr>
-                <w:sz w:val="24"/>
-                <w:szCs w:val="24"/>
-              </w:rPr>
-              <w:t xml:space="preserve">                                                  </w:t>
-            </w:r>
-            <w:r>
-              <w:rPr>
-                <w:sz w:val="24"/>
-                <w:szCs w:val="24"/>
-              </w:rPr>
-              <w:t>low/medium/high</w:t>
-            </w:r>
-          </w:p>
-        </w:tc>
-      </w:tr>
-      <w:tr>
-        <w:trPr>
-          <w:tblCellSpacing w:w="15" w:type="dxa"/>
-        </w:trPr>
-        <w:tc>
-          <w:tcPr>
-            <w:tcW w:w="0" w:type="auto"/>
-            <w:vAlign w:val="center"/>
-            <w:hideMark/>
-          </w:tcPr>
-          <w:p>
-            <w:pPr>
-              <w:rPr>
-                <w:sz w:val="24"/>
-                <w:szCs w:val="24"/>
-              </w:rPr>
-            </w:pPr>
-            <w:r>
-              <w:rPr>
-                <w:sz w:val="24"/>
-                <w:szCs w:val="24"/>
-              </w:rPr>
-              <w:t>cause</w:t>
-            </w:r>
-          </w:p>
-        </w:tc>
-        <w:tc>
-          <w:tcPr>
-            <w:tcW w:w="0" w:type="auto"/>
-            <w:vAlign w:val="center"/>
-            <w:hideMark/>
-          </w:tcPr>
-          <w:p>
-            <w:pPr>
-              <w:rPr>
-                <w:sz w:val="24"/>
-                <w:szCs w:val="24"/>
-              </w:rPr>
-            </w:pPr>
-            <w:r>
-              <w:rPr>
-                <w:sz w:val="24"/>
-                <w:szCs w:val="24"/>
-              </w:rPr>
-              <w:t>Category</w:t>
-            </w:r>
-          </w:p>
-        </w:tc>
-        <w:tc>
-          <w:tcPr>
-            <w:tcW w:w="0" w:type="auto"/>
-            <w:vAlign w:val="center"/>
-            <w:hideMark/>
-          </w:tcPr>
-          <w:p>
-            <w:pPr>
-              <w:rPr>
-                <w:sz w:val="24"/>
-                <w:szCs w:val="24"/>
-              </w:rPr>
-            </w:pPr>
-            <w:r>
-              <w:rPr>
-                <w:sz w:val="24"/>
-                <w:szCs w:val="24"/>
-              </w:rPr>
-              <w:t xml:space="preserve">                                                  O</w:t>
-            </w:r>
-            <w:r>
-              <w:rPr>
-                <w:sz w:val="24"/>
-                <w:szCs w:val="24"/>
-              </w:rPr>
-              <w:t>ver speeding/weather/distraction/etc.</w:t>
-            </w:r>
-          </w:p>
-        </w:tc>
-      </w:tr>
-      <w:tr>
-        <w:trPr>
-          <w:tblCellSpacing w:w="15" w:type="dxa"/>
-        </w:trPr>
-        <w:tc>
-          <w:tcPr>
-            <w:tcW w:w="0" w:type="auto"/>
-            <w:vAlign w:val="center"/>
-            <w:hideMark/>
-          </w:tcPr>
-          <w:p>
-            <w:pPr>
-              <w:rPr>
-                <w:sz w:val="24"/>
-                <w:szCs w:val="24"/>
-              </w:rPr>
-            </w:pPr>
-            <w:r>
-              <w:rPr>
-                <w:sz w:val="24"/>
-                <w:szCs w:val="24"/>
-              </w:rPr>
-              <w:t>accident_severity</w:t>
-            </w:r>
-          </w:p>
-        </w:tc>
-        <w:tc>
-          <w:tcPr>
-            <w:tcW w:w="0" w:type="auto"/>
-            <w:vAlign w:val="center"/>
-            <w:hideMark/>
-          </w:tcPr>
-          <w:p>
-            <w:pPr>
-              <w:rPr>
-                <w:sz w:val="24"/>
-                <w:szCs w:val="24"/>
-              </w:rPr>
-            </w:pPr>
-            <w:r>
-              <w:rPr>
-                <w:sz w:val="24"/>
-                <w:szCs w:val="24"/>
-              </w:rPr>
-              <w:t>Category</w:t>
-            </w:r>
-          </w:p>
-        </w:tc>
-        <w:tc>
-          <w:tcPr>
-            <w:tcW w:w="0" w:type="auto"/>
-            <w:vAlign w:val="center"/>
-            <w:hideMark/>
-          </w:tcPr>
-          <w:p>
-            <w:pPr>
-              <w:rPr>
-                <w:sz w:val="24"/>
-                <w:szCs w:val="24"/>
-              </w:rPr>
-            </w:pPr>
-            <w:r>
-              <w:rPr>
-                <w:sz w:val="24"/>
-                <w:szCs w:val="24"/>
-              </w:rPr>
-              <w:t xml:space="preserve">                                                  </w:t>
-            </w:r>
-            <w:r>
-              <w:rPr>
-                <w:sz w:val="24"/>
-                <w:szCs w:val="24"/>
-              </w:rPr>
-              <w:t>minor/major/fatal</w:t>
-            </w:r>
-          </w:p>
-        </w:tc>
-      </w:tr>
-      <w:tr>
-        <w:trPr>
-          <w:tblCellSpacing w:w="15" w:type="dxa"/>
-        </w:trPr>
-        <w:tc>
-          <w:tcPr>
-            <w:tcW w:w="0" w:type="auto"/>
-            <w:vAlign w:val="center"/>
-            <w:hideMark/>
-          </w:tcPr>
-          <w:p>
-            <w:pPr>
-              <w:rPr>
-                <w:sz w:val="24"/>
-                <w:szCs w:val="24"/>
-              </w:rPr>
-            </w:pPr>
-            <w:r>
-              <w:rPr>
-                <w:sz w:val="24"/>
-                <w:szCs w:val="24"/>
-              </w:rPr>
-              <w:t>vehicles_involved/casualties</w:t>
-            </w:r>
-          </w:p>
-        </w:tc>
-        <w:tc>
-          <w:tcPr>
-            <w:tcW w:w="0" w:type="auto"/>
-            <w:vAlign w:val="center"/>
-            <w:hideMark/>
-          </w:tcPr>
-          <w:p>
-            <w:pPr>
-              <w:rPr>
-                <w:sz w:val="24"/>
-                <w:szCs w:val="24"/>
-              </w:rPr>
-            </w:pPr>
-            <w:r>
-              <w:rPr>
-                <w:sz w:val="24"/>
-                <w:szCs w:val="24"/>
-              </w:rPr>
-              <w:t>Integer</w:t>
-            </w:r>
-          </w:p>
-        </w:tc>
-        <w:tc>
-          <w:tcPr>
-            <w:tcW w:w="0" w:type="auto"/>
-            <w:vAlign w:val="center"/>
-            <w:hideMark/>
-          </w:tcPr>
-          <w:p>
-            <w:pPr>
-              <w:rPr>
-                <w:sz w:val="24"/>
-                <w:szCs w:val="24"/>
-              </w:rPr>
-            </w:pPr>
-            <w:r>
-              <w:rPr>
-                <w:sz w:val="24"/>
-                <w:szCs w:val="24"/>
-              </w:rPr>
-              <w:t xml:space="preserve">                                                  </w:t>
-            </w:r>
-            <w:r>
-              <w:rPr>
-                <w:sz w:val="24"/>
-                <w:szCs w:val="24"/>
-              </w:rPr>
-              <w:t>Scale</w:t>
-            </w:r>
-          </w:p>
-        </w:tc>
-      </w:tr>
-      <w:tr>
-        <w:trPr>
-          <w:tblCellSpacing w:w="15" w:type="dxa"/>
-        </w:trPr>
-        <w:tc>
-          <w:tcPr>
-            <w:tcW w:w="0" w:type="auto"/>
-            <w:vAlign w:val="center"/>
-            <w:hideMark/>
-          </w:tcPr>
-          <w:p>
-            <w:pPr>
-              <w:rPr>
-                <w:sz w:val="24"/>
-                <w:szCs w:val="24"/>
-              </w:rPr>
-            </w:pPr>
-            <w:r>
-              <w:rPr>
-                <w:sz w:val="24"/>
-                <w:szCs w:val="24"/>
-              </w:rPr>
-              <w:t>is_peak_hour</w:t>
-            </w:r>
-          </w:p>
-        </w:tc>
-        <w:tc>
-          <w:tcPr>
-            <w:tcW w:w="0" w:type="auto"/>
-            <w:vAlign w:val="center"/>
-            <w:hideMark/>
-          </w:tcPr>
-          <w:p>
-            <w:pPr>
-              <w:rPr>
-                <w:sz w:val="24"/>
-                <w:szCs w:val="24"/>
-              </w:rPr>
-            </w:pPr>
-            <w:r>
-              <w:rPr>
-                <w:sz w:val="24"/>
-                <w:szCs w:val="24"/>
-              </w:rPr>
-              <w:t>Binary</w:t>
-            </w:r>
-          </w:p>
-        </w:tc>
-        <w:tc>
-          <w:tcPr>
-            <w:tcW w:w="0" w:type="auto"/>
-            <w:vAlign w:val="center"/>
-            <w:hideMark/>
-          </w:tcPr>
-          <w:p>
-            <w:pPr>
-              <w:rPr>
-                <w:sz w:val="24"/>
-                <w:szCs w:val="24"/>
-              </w:rPr>
-            </w:pPr>
-            <w:r>
-              <w:rPr>
-                <w:sz w:val="24"/>
-                <w:szCs w:val="24"/>
-              </w:rPr>
-              <w:t xml:space="preserve">                                                  </w:t>
-            </w:r>
-            <w:r>
-              <w:rPr>
-                <w:sz w:val="24"/>
-                <w:szCs w:val="24"/>
-              </w:rPr>
-              <w:t>Peak time flag</w:t>
-            </w:r>
-          </w:p>
-        </w:tc>
-      </w:tr>
-      <w:tr>
-        <w:trPr>
-          <w:tblCellSpacing w:w="15" w:type="dxa"/>
-        </w:trPr>
-        <w:tc>
-          <w:tcPr>
-            <w:tcW w:w="0" w:type="auto"/>
-            <w:vAlign w:val="center"/>
-            <w:hideMark/>
-          </w:tcPr>
-          <w:p>
-            <w:pPr>
-              <w:rPr>
-                <w:sz w:val="24"/>
-                <w:szCs w:val="24"/>
-              </w:rPr>
-            </w:pPr>
-            <w:r>
-              <w:rPr>
-                <w:sz w:val="24"/>
-                <w:szCs w:val="24"/>
-              </w:rPr>
-              <w:t>festival</w:t>
-            </w:r>
-          </w:p>
-        </w:tc>
-        <w:tc>
-          <w:tcPr>
-            <w:tcW w:w="0" w:type="auto"/>
-            <w:vAlign w:val="center"/>
-            <w:hideMark/>
-          </w:tcPr>
-          <w:p>
-            <w:pPr>
-              <w:rPr>
-                <w:sz w:val="24"/>
-                <w:szCs w:val="24"/>
-              </w:rPr>
-            </w:pPr>
-            <w:r>
-              <w:rPr>
-                <w:sz w:val="24"/>
-                <w:szCs w:val="24"/>
-              </w:rPr>
-              <w:t>Category</w:t>
-            </w:r>
-          </w:p>
-        </w:tc>
-        <w:tc>
-          <w:tcPr>
-            <w:tcW w:w="0" w:type="auto"/>
-            <w:vAlign w:val="center"/>
-            <w:hideMark/>
-          </w:tcPr>
-          <w:p>
-            <w:pPr>
-              <w:rPr>
-                <w:sz w:val="24"/>
-                <w:szCs w:val="24"/>
-              </w:rPr>
-            </w:pPr>
-            <w:r>
-              <w:rPr>
-                <w:sz w:val="24"/>
-                <w:szCs w:val="24"/>
-              </w:rPr>
-              <w:t xml:space="preserve">                                                  </w:t>
-            </w:r>
-            <w:r>
-              <w:rPr>
-                <w:sz w:val="24"/>
-                <w:szCs w:val="24"/>
-              </w:rPr>
-              <w:t>Festival name or "No Festival"</w:t>
-            </w:r>
-          </w:p>
-        </w:tc>
-      </w:tr>
-      <w:tr>
-        <w:trPr>
-          <w:tblCellSpacing w:w="15" w:type="dxa"/>
-        </w:trPr>
-        <w:tc>
-          <w:tcPr>
-            <w:tcW w:w="0" w:type="auto"/>
-            <w:vAlign w:val="center"/>
-            <w:hideMark/>
-          </w:tcPr>
-          <w:p>
-            <w:pPr>
-              <w:rPr>
-                <w:sz w:val="24"/>
-                <w:szCs w:val="24"/>
-              </w:rPr>
-            </w:pPr>
-            <w:r>
-              <w:rPr>
-                <w:sz w:val="24"/>
-                <w:szCs w:val="24"/>
-              </w:rPr>
-              <w:t>risk_score</w:t>
-            </w:r>
-          </w:p>
-        </w:tc>
-        <w:tc>
-          <w:tcPr>
-            <w:tcW w:w="0" w:type="auto"/>
-            <w:vAlign w:val="center"/>
-            <w:hideMark/>
-          </w:tcPr>
-          <w:p>
-            <w:pPr>
-              <w:rPr>
-                <w:sz w:val="24"/>
-                <w:szCs w:val="24"/>
-              </w:rPr>
-            </w:pPr>
-            <w:r>
-              <w:rPr>
-                <w:sz w:val="24"/>
-                <w:szCs w:val="24"/>
-              </w:rPr>
-              <w:t>Float</w:t>
-            </w:r>
-          </w:p>
-        </w:tc>
-        <w:tc>
-          <w:tcPr>
-            <w:tcW w:w="0" w:type="auto"/>
-            <w:vAlign w:val="center"/>
-            <w:hideMark/>
-          </w:tcPr>
-          <w:p>
-            <w:pPr>
-              <w:rPr>
-                <w:sz w:val="24"/>
-                <w:szCs w:val="24"/>
-              </w:rPr>
-            </w:pPr>
-            <w:r>
-              <w:rPr>
-                <w:sz w:val="24"/>
-                <w:szCs w:val="24"/>
-              </w:rPr>
-              <w:t xml:space="preserve">                                                  </w:t>
-            </w:r>
-            <w:r>
-              <w:rPr>
-                <w:sz w:val="24"/>
-                <w:szCs w:val="24"/>
-              </w:rPr>
-              <w:t>Composite risk (0–1)</w:t>
-            </w:r>
-          </w:p>
-        </w:tc>
-      </w:tr>
-    </w:tbl>
-    <w:p>
-      <w:pPr>
-        <w:tabs>
-          <w:tab w:val="center" w:pos="1316"/>
-        </w:tabs>
-      </w:pPr>
-      <w:r>
-        <w:tab/>
-      </w:r>
-      <w:r>
         <w:br w:type="textWrapping" w:clear="all"/>
       </w:r>
     </w:p>
@@ -6986,7 +4075,7 @@
 </file>
 
 <file path=word/numbering.xml><?xml version="1.0" encoding="utf-8"?>
-<w:numbering xmlns:wpc="http://schemas.microsoft.com/office/word/2010/wordprocessingCanvas" xmlns:cx="http://schemas.microsoft.com/office/drawing/2014/chartex" xmlns:cx1="http://schemas.microsoft.com/office/drawing/2015/9/8/chartex" xmlns:mc="http://schemas.openxmlformats.org/markup-compatibility/2006" xmlns:o="urn:schemas-microsoft-com:office:office" xmlns:r="http://schemas.openxmlformats.org/officeDocument/2006/relationships" xmlns:m="http://schemas.openxmlformats.org/officeDocument/2006/math" xmlns:v="urn:schemas-microsoft-com:vml" xmlns:wp14="http://schemas.microsoft.com/office/word/2010/wordprocessingDrawing" xmlns:wp="http://schemas.openxmlformats.org/drawingml/2006/wordprocessingDrawing" xmlns:w10="urn:schemas-microsoft-com:office:word" xmlns:w="http://schemas.openxmlformats.org/wordprocessingml/2006/main" xmlns:w14="http://schemas.microsoft.com/office/word/2010/wordml" xmlns:w15="http://schemas.microsoft.com/office/word/2012/wordml" xmlns:w16se="http://schemas.microsoft.com/office/word/2015/wordml/symex" xmlns:wpg="http://schemas.microsoft.com/office/word/2010/wordprocessingGroup" xmlns:wpi="http://schemas.microsoft.com/office/word/2010/wordprocessingInk" xmlns:wne="http://schemas.microsoft.com/office/word/2006/wordml" xmlns:wps="http://schemas.microsoft.com/office/word/2010/wordprocessingShape" mc:Ignorable="w14 w15 w16se wp14">
+<w:numbering xmlns:wpc="http://schemas.microsoft.com/office/word/2010/wordprocessingCanvas" xmlns:cx="http://schemas.microsoft.com/office/drawing/2014/chartex" xmlns:cx1="http://schemas.microsoft.com/office/drawing/2015/9/8/chartex" xmlns:cx2="http://schemas.microsoft.com/office/drawing/2015/10/21/chartex" xmlns:cx3="http://schemas.microsoft.com/office/drawing/2016/5/9/chartex" xmlns:cx4="http://schemas.microsoft.com/office/drawing/2016/5/10/chartex" xmlns:cx5="http://schemas.microsoft.com/office/drawing/2016/5/11/chartex" xmlns:cx6="http://schemas.microsoft.com/office/drawing/2016/5/12/chartex" xmlns:cx7="http://schemas.microsoft.com/office/drawing/2016/5/13/chartex" xmlns:cx8="http://schemas.microsoft.com/office/drawing/2016/5/14/chartex" xmlns:mc="http://schemas.openxmlformats.org/markup-compatibility/2006" xmlns:aink="http://schemas.microsoft.com/office/drawing/2016/ink" xmlns:am3d="http://schemas.microsoft.com/office/drawing/2017/model3d" xmlns:o="urn:schemas-microsoft-com:office:office" xmlns:oel="http://schemas.microsoft.com/office/2019/extlst" xmlns:r="http://schemas.openxmlformats.org/officeDocument/2006/relationships" xmlns:m="http://schemas.openxmlformats.org/officeDocument/2006/math" xmlns:v="urn:schemas-microsoft-com:vml" xmlns:wp14="http://schemas.microsoft.com/office/word/2010/wordprocessingDrawing" xmlns:wp="http://schemas.openxmlformats.org/drawingml/2006/wordprocessingDrawing" xmlns:w10="urn:schemas-microsoft-com:office:word" xmlns:w="http://schemas.openxmlformats.org/wordprocessingml/2006/main" xmlns:w14="http://schemas.microsoft.com/office/word/2010/wordml" xmlns:w15="http://schemas.microsoft.com/office/word/2012/wordml" xmlns:w16cex="http://schemas.microsoft.com/office/word/2018/wordml/cex" xmlns:w16cid="http://schemas.microsoft.com/office/word/2016/wordml/cid" xmlns:w16="http://schemas.microsoft.com/office/word/2018/wordml" xmlns:w16sdtdh="http://schemas.microsoft.com/office/word/2020/wordml/sdtdatahash" xmlns:w16se="http://schemas.microsoft.com/office/word/2015/wordml/symex" xmlns:wpg="http://schemas.microsoft.com/office/word/2010/wordprocessingGroup" xmlns:wpi="http://schemas.microsoft.com/office/word/2010/wordprocessingInk" xmlns:wne="http://schemas.microsoft.com/office/word/2006/wordml" xmlns:wps="http://schemas.microsoft.com/office/word/2010/wordprocessingShape" mc:Ignorable="w14 w15 w16se w16cid w16 w16cex w16sdtdh wp14">
   <w:abstractNum w:abstractNumId="0" w15:restartNumberingAfterBreak="0">
     <w:nsid w:val="55987C0E"/>
     <w:multiLevelType w:val="hybridMultilevel"/>
@@ -7073,7 +4162,7 @@
       </w:pPr>
     </w:lvl>
   </w:abstractNum>
-  <w:num w:numId="1">
+  <w:num w:numId="1" w16cid:durableId="1754812489">
     <w:abstractNumId w:val="0"/>
     <w:lvlOverride w:ilvl="0">
       <w:startOverride w:val="1"/>
@@ -7083,7 +4172,7 @@
 </file>
 
 <file path=word/styles.xml><?xml version="1.0" encoding="utf-8"?>
-<w:styles xmlns:mc="http://schemas.openxmlformats.org/markup-compatibility/2006" xmlns:r="http://schemas.openxmlformats.org/officeDocument/2006/relationships" xmlns:w="http://schemas.openxmlformats.org/wordprocessingml/2006/main" xmlns:w14="http://schemas.microsoft.com/office/word/2010/wordml" xmlns:w15="http://schemas.microsoft.com/office/word/2012/wordml" xmlns:w16se="http://schemas.microsoft.com/office/word/2015/wordml/symex" mc:Ignorable="w14 w15 w16se">
+<w:styles xmlns:mc="http://schemas.openxmlformats.org/markup-compatibility/2006" xmlns:r="http://schemas.openxmlformats.org/officeDocument/2006/relationships" xmlns:w="http://schemas.openxmlformats.org/wordprocessingml/2006/main" xmlns:w14="http://schemas.microsoft.com/office/word/2010/wordml" xmlns:w15="http://schemas.microsoft.com/office/word/2012/wordml" xmlns:w16cex="http://schemas.microsoft.com/office/word/2018/wordml/cex" xmlns:w16cid="http://schemas.microsoft.com/office/word/2016/wordml/cid" xmlns:w16="http://schemas.microsoft.com/office/word/2018/wordml" xmlns:w16sdtdh="http://schemas.microsoft.com/office/word/2020/wordml/sdtdatahash" xmlns:w16se="http://schemas.microsoft.com/office/word/2015/wordml/symex" mc:Ignorable="w14 w15 w16se w16cid w16 w16cex w16sdtdh">
   <w:docDefaults>
     <w:rPrDefault>
       <w:rPr>
@@ -7093,7 +4182,7 @@
     </w:rPrDefault>
     <w:pPrDefault/>
   </w:docDefaults>
-  <w:latentStyles w:defLockedState="0" w:defUIPriority="99" w:defSemiHidden="0" w:defUnhideWhenUsed="0" w:defQFormat="0" w:count="371">
+  <w:latentStyles w:defLockedState="0" w:defUIPriority="99" w:defSemiHidden="0" w:defUnhideWhenUsed="0" w:defQFormat="0" w:count="376">
     <w:lsdException w:name="Normal" w:uiPriority="0" w:qFormat="1"/>
     <w:lsdException w:name="heading 1" w:uiPriority="9" w:qFormat="1"/>
     <w:lsdException w:name="heading 2" w:semiHidden="1" w:uiPriority="9" w:unhideWhenUsed="1" w:qFormat="1"/>
@@ -7465,6 +4554,11 @@
     <w:lsdException w:name="List Table 5 Dark Accent 6" w:uiPriority="50"/>
     <w:lsdException w:name="List Table 6 Colorful Accent 6" w:uiPriority="51"/>
     <w:lsdException w:name="List Table 7 Colorful Accent 6" w:uiPriority="52"/>
+    <w:lsdException w:name="Mention" w:semiHidden="1" w:unhideWhenUsed="1"/>
+    <w:lsdException w:name="Smart Hyperlink" w:semiHidden="1" w:unhideWhenUsed="1"/>
+    <w:lsdException w:name="Hashtag" w:semiHidden="1" w:unhideWhenUsed="1"/>
+    <w:lsdException w:name="Unresolved Mention" w:semiHidden="1" w:unhideWhenUsed="1"/>
+    <w:lsdException w:name="Smart Link" w:semiHidden="1" w:unhideWhenUsed="1"/>
   </w:latentStyles>
   <w:style w:type="paragraph" w:default="1" w:styleId="Normal">
     <w:name w:val="Normal"/>
